--- a/script/再见老师-剧本.docx
+++ b/script/再见老师-剧本.docx
@@ -359,7 +359,7 @@
           <w:color w:val="6B6B6B"/>
           <w:sz w:val="17"/>
         </w:rPr>
-        <w:t>生成于 2026-10-18 23:42:20 · 曲艺转写台</w:t>
+        <w:t>生成于 2026-10-18 23:45:55 · 曲艺转写台</w:t>
       </w:r>
     </w:p>
     <w:p>
@@ -7567,7 +7567,7 @@
           <w:color w:val="6B6B6B"/>
           <w:sz w:val="18"/>
         </w:rPr>
-        <w:t>时间码为该句在视频中的起点。前半部分（00:21–06:19）依据官方剧本原文校订；其余由本地 Whisper 转写后人工校订，口语与笑声处的断句按听感整理，未改动原意。片尾广告（0:15:54 之后）已剔除。</w:t>
+        <w:t>时间码为该句在视频中的起点。前半部分（00:21–06:19）依据官方剧本原文校订；其余由本地 Whisper 转写后人工校订，口语与笑声处的断句按听感整理，未改动原意。06:23 之后的说话人，用本地声纹模型（ECAPA）比对、逐帧核对画面、结合上下文三路互证确定。片尾广告（0:15:54 之后）已剔除。</w:t>
       </w:r>
     </w:p>
     <w:sectPr>

--- a/script/再见老师-剧本.docx
+++ b/script/再见老师-剧本.docx
@@ -30,7 +30,7 @@
           <w:color w:val="A82B1E"/>
           <w:sz w:val="26"/>
         </w:rPr>
-        <w:t>喜剧小品 · 剧本（无时间码）</w:t>
+        <w:t>喜剧小品 · 剧本（按正版台词校正）</w:t>
       </w:r>
     </w:p>
     <w:p/>
@@ -126,7 +126,7 @@
                 <w:b w:val="0"/>
                 <w:sz w:val="19"/>
               </w:rPr>
-              <w:t>喜剧小品 · 剧本（无时间码）</w:t>
+              <w:t>喜剧小品 · 剧本（按正版台词校正）</w:t>
             </w:r>
           </w:p>
         </w:tc>
@@ -169,7 +169,7 @@
                 <w:b w:val="0"/>
                 <w:sz w:val="19"/>
               </w:rPr>
-              <w:t>孔令美、郭甲醛、于莎莎、何欢、闫佩伦</w:t>
+              <w:t>孔令美、郭甲醛、于莎莎、闫佩伦、何欢（助演）</w:t>
             </w:r>
           </w:p>
         </w:tc>
@@ -255,7 +255,7 @@
                 <w:b w:val="0"/>
                 <w:sz w:val="19"/>
               </w:rPr>
-              <w:t>00:15:41.830</w:t>
+              <w:t>00:15:47.290</w:t>
             </w:r>
           </w:p>
         </w:tc>
@@ -298,7 +298,7 @@
                 <w:b w:val="0"/>
                 <w:sz w:val="19"/>
               </w:rPr>
-              <w:t>3134 字</w:t>
+              <w:t>3299 字</w:t>
             </w:r>
           </w:p>
         </w:tc>
@@ -359,7 +359,7 @@
           <w:color w:val="6B6B6B"/>
           <w:sz w:val="17"/>
         </w:rPr>
-        <w:t>生成于 2026-10-18 23:45:55 · 曲艺转写台</w:t>
+        <w:t>生成于 2026-10-18 23:54:04 · 曲艺转写台</w:t>
       </w:r>
     </w:p>
     <w:p>
@@ -765,24 +765,6 @@
           <w:color w:val="6B6B6B"/>
           <w:sz w:val="20"/>
         </w:rPr>
-        <w:t>、</w:t>
-      </w:r>
-      <w:r>
-        <w:rPr>
-          <w:rFonts w:ascii="Times New Roman" w:hAnsi="Times New Roman" w:eastAsia="黑体"/>
-          <w:b/>
-          <w:color w:val="1F6FB2"/>
-          <w:sz w:val="20"/>
-        </w:rPr>
-        <w:t>郭甲醛</w:t>
-      </w:r>
-      <w:r>
-        <w:rPr>
-          <w:rFonts w:ascii="Times New Roman" w:hAnsi="Times New Roman" w:eastAsia="黑体"/>
-          <w:b/>
-          <w:color w:val="6B6B6B"/>
-          <w:sz w:val="20"/>
-        </w:rPr>
         <w:t>：</w:t>
       </w:r>
       <w:r>
@@ -791,7 +773,7 @@
           <w:b w:val="0"/>
           <w:sz w:val="21"/>
         </w:rPr>
-        <w:t>我之前那些学生啊……哒哒哒哒哒哒。</w:t>
+        <w:t>我之前那些学生啊……</w:t>
       </w:r>
     </w:p>
     <w:p>
@@ -803,10 +785,10 @@
         <w:rPr>
           <w:rFonts w:ascii="Times New Roman" w:hAnsi="Times New Roman" w:eastAsia="黑体"/>
           <w:b/>
-          <w:color w:val="A82B1E"/>
-          <w:sz w:val="20"/>
-        </w:rPr>
-        <w:t>孔令美</w:t>
+          <w:color w:val="1F6FB2"/>
+          <w:sz w:val="20"/>
+        </w:rPr>
+        <w:t>郭甲醛</w:t>
       </w:r>
       <w:r>
         <w:rPr>
@@ -823,7 +805,7 @@
           <w:b w:val="0"/>
           <w:sz w:val="21"/>
         </w:rPr>
-        <w:t>又接话啊？</w:t>
+        <w:t>哒哒哒哒哒哒。</w:t>
       </w:r>
     </w:p>
     <w:p>
@@ -835,10 +817,10 @@
         <w:rPr>
           <w:rFonts w:ascii="Times New Roman" w:hAnsi="Times New Roman" w:eastAsia="黑体"/>
           <w:b/>
-          <w:color w:val="1F6FB2"/>
-          <w:sz w:val="20"/>
-        </w:rPr>
-        <w:t>郭甲醛</w:t>
+          <w:color w:val="A82B1E"/>
+          <w:sz w:val="20"/>
+        </w:rPr>
+        <w:t>孔令美</w:t>
       </w:r>
       <w:r>
         <w:rPr>
@@ -855,7 +837,7 @@
           <w:b w:val="0"/>
           <w:sz w:val="21"/>
         </w:rPr>
-        <w:t>老师，您老说您之前带过的学生，那今天这教师节，一个来看您的毕业生都没有。</w:t>
+        <w:t>又接话啊？</w:t>
       </w:r>
     </w:p>
     <w:p>
@@ -887,7 +869,7 @@
           <w:b w:val="0"/>
           <w:sz w:val="21"/>
         </w:rPr>
-        <w:t>人家老师桌上那些礼物，您这桌子上就只剩下您……的威严。</w:t>
+        <w:t>老师，您老说您之前带过的学生，那今天这教师节，一个来看您的毕业生都没有。</w:t>
       </w:r>
     </w:p>
     <w:p>
@@ -899,10 +881,10 @@
         <w:rPr>
           <w:rFonts w:ascii="Times New Roman" w:hAnsi="Times New Roman" w:eastAsia="黑体"/>
           <w:b/>
-          <w:color w:val="A82B1E"/>
-          <w:sz w:val="20"/>
-        </w:rPr>
-        <w:t>孔令美</w:t>
+          <w:color w:val="1F6FB2"/>
+          <w:sz w:val="20"/>
+        </w:rPr>
+        <w:t>郭甲醛</w:t>
       </w:r>
       <w:r>
         <w:rPr>
@@ -919,7 +901,7 @@
           <w:b w:val="0"/>
           <w:sz w:val="21"/>
         </w:rPr>
-        <w:t>那说明啊老师的学生太优秀了，造飞机的造飞机，造火箭的造火箭，哪有时间回来看我呀。</w:t>
+        <w:t>人家老师桌上那些礼物，您这桌子上就只剩下您……的威严。</w:t>
       </w:r>
     </w:p>
     <w:p>
@@ -931,10 +913,10 @@
         <w:rPr>
           <w:rFonts w:ascii="Times New Roman" w:hAnsi="Times New Roman" w:eastAsia="黑体"/>
           <w:b/>
-          <w:color w:val="1F6FB2"/>
-          <w:sz w:val="20"/>
-        </w:rPr>
-        <w:t>郭甲醛</w:t>
+          <w:color w:val="A82B1E"/>
+          <w:sz w:val="20"/>
+        </w:rPr>
+        <w:t>孔令美</w:t>
       </w:r>
       <w:r>
         <w:rPr>
@@ -951,7 +933,7 @@
           <w:b w:val="0"/>
           <w:sz w:val="21"/>
         </w:rPr>
-        <w:t>那今天晚上，只好由您最不优秀的学生郭甲醛请您吃顿饭了，（唱）我请客～</w:t>
+        <w:t>那说明啊老师的学生太优秀了，造飞机的造飞机，造火箭的造火箭，哪有时间回来看我呀。</w:t>
       </w:r>
     </w:p>
     <w:p>
@@ -963,10 +945,10 @@
         <w:rPr>
           <w:rFonts w:ascii="Times New Roman" w:hAnsi="Times New Roman" w:eastAsia="黑体"/>
           <w:b/>
-          <w:color w:val="A82B1E"/>
-          <w:sz w:val="20"/>
-        </w:rPr>
-        <w:t>孔令美</w:t>
+          <w:color w:val="1F6FB2"/>
+          <w:sz w:val="20"/>
+        </w:rPr>
+        <w:t>郭甲醛</w:t>
       </w:r>
       <w:r>
         <w:rPr>
@@ -983,7 +965,7 @@
           <w:b w:val="0"/>
           <w:sz w:val="21"/>
         </w:rPr>
-        <w:t>转过去。</w:t>
+        <w:t>那今天晚上，只好由您最不优秀的学生郭甲醛请您吃顿饭了，（唱）我请客～</w:t>
       </w:r>
     </w:p>
     <w:p>
@@ -1015,7 +997,7 @@
           <w:b w:val="0"/>
           <w:sz w:val="21"/>
         </w:rPr>
-        <w:t>（敲门声）</w:t>
+        <w:t>转过去。</w:t>
       </w:r>
     </w:p>
     <w:p>
@@ -1047,7 +1029,7 @@
           <w:b w:val="0"/>
           <w:sz w:val="21"/>
         </w:rPr>
-        <w:t>请进。</w:t>
+        <w:t>（敲门声）</w:t>
       </w:r>
     </w:p>
     <w:p>
@@ -1059,10 +1041,10 @@
         <w:rPr>
           <w:rFonts w:ascii="Times New Roman" w:hAnsi="Times New Roman" w:eastAsia="黑体"/>
           <w:b/>
-          <w:color w:val="2E7D5B"/>
-          <w:sz w:val="20"/>
-        </w:rPr>
-        <w:t>于莎莎</w:t>
+          <w:color w:val="A82B1E"/>
+          <w:sz w:val="20"/>
+        </w:rPr>
+        <w:t>孔令美</w:t>
       </w:r>
       <w:r>
         <w:rPr>
@@ -1079,7 +1061,7 @@
           <w:b w:val="0"/>
           <w:sz w:val="21"/>
         </w:rPr>
-        <w:t>孔老师，我回来看您了。</w:t>
+        <w:t>请进。</w:t>
       </w:r>
     </w:p>
     <w:p>
@@ -1091,10 +1073,10 @@
         <w:rPr>
           <w:rFonts w:ascii="Times New Roman" w:hAnsi="Times New Roman" w:eastAsia="黑体"/>
           <w:b/>
-          <w:color w:val="A82B1E"/>
-          <w:sz w:val="20"/>
-        </w:rPr>
-        <w:t>孔令美</w:t>
+          <w:color w:val="2E7D5B"/>
+          <w:sz w:val="20"/>
+        </w:rPr>
+        <w:t>于莎莎</w:t>
       </w:r>
       <w:r>
         <w:rPr>
@@ -1111,7 +1093,7 @@
           <w:b w:val="0"/>
           <w:sz w:val="21"/>
         </w:rPr>
-        <w:t>转回来，谁说一个来看老师的都没有，啊！你看看谁来了，这是谁来了？</w:t>
+        <w:t>孔老师，我回来看您了。</w:t>
       </w:r>
     </w:p>
     <w:p>
@@ -1123,10 +1105,10 @@
         <w:rPr>
           <w:rFonts w:ascii="Times New Roman" w:hAnsi="Times New Roman" w:eastAsia="黑体"/>
           <w:b/>
-          <w:color w:val="2E7D5B"/>
-          <w:sz w:val="20"/>
-        </w:rPr>
-        <w:t>于莎莎</w:t>
+          <w:color w:val="A82B1E"/>
+          <w:sz w:val="20"/>
+        </w:rPr>
+        <w:t>孔令美</w:t>
       </w:r>
       <w:r>
         <w:rPr>
@@ -1143,7 +1125,7 @@
           <w:b w:val="0"/>
           <w:sz w:val="21"/>
         </w:rPr>
-        <w:t>是我最敬爱的班主任，语文特级教师孔令美老师吗？</w:t>
+        <w:t>转回来，谁说一个来看老师的都没有，啊！你看看谁来了，这是谁来了？</w:t>
       </w:r>
     </w:p>
     <w:p>
@@ -1155,10 +1137,10 @@
         <w:rPr>
           <w:rFonts w:ascii="Times New Roman" w:hAnsi="Times New Roman" w:eastAsia="黑体"/>
           <w:b/>
-          <w:color w:val="A82B1E"/>
-          <w:sz w:val="20"/>
-        </w:rPr>
-        <w:t>孔令美</w:t>
+          <w:color w:val="2E7D5B"/>
+          <w:sz w:val="20"/>
+        </w:rPr>
+        <w:t>于莎莎</w:t>
       </w:r>
       <w:r>
         <w:rPr>
@@ -1175,7 +1157,7 @@
           <w:b w:val="0"/>
           <w:sz w:val="21"/>
         </w:rPr>
-        <w:t>是最让我骄傲的学生……们之中的一个学生吗？</w:t>
+        <w:t>是我最敬爱的班主任，语文特级教师孔令美老师吗？</w:t>
       </w:r>
     </w:p>
     <w:p>
@@ -1187,10 +1169,10 @@
         <w:rPr>
           <w:rFonts w:ascii="Times New Roman" w:hAnsi="Times New Roman" w:eastAsia="黑体"/>
           <w:b/>
-          <w:color w:val="2E7D5B"/>
-          <w:sz w:val="20"/>
-        </w:rPr>
-        <w:t>于莎莎</w:t>
+          <w:color w:val="A82B1E"/>
+          <w:sz w:val="20"/>
+        </w:rPr>
+        <w:t>孔令美</w:t>
       </w:r>
       <w:r>
         <w:rPr>
@@ -1207,7 +1189,7 @@
           <w:b w:val="0"/>
           <w:sz w:val="21"/>
         </w:rPr>
-        <w:t>孔老师，这么多年过去，您一点儿变化都没有啊。</w:t>
+        <w:t>是最让我骄傲的学生……们之中的一个学生吗？</w:t>
       </w:r>
     </w:p>
     <w:p>
@@ -1219,10 +1201,10 @@
         <w:rPr>
           <w:rFonts w:ascii="Times New Roman" w:hAnsi="Times New Roman" w:eastAsia="黑体"/>
           <w:b/>
-          <w:color w:val="A82B1E"/>
-          <w:sz w:val="20"/>
-        </w:rPr>
-        <w:t>孔令美</w:t>
+          <w:color w:val="2E7D5B"/>
+          <w:sz w:val="20"/>
+        </w:rPr>
+        <w:t>于莎莎</w:t>
       </w:r>
       <w:r>
         <w:rPr>
@@ -1239,7 +1221,7 @@
           <w:b w:val="0"/>
           <w:sz w:val="21"/>
         </w:rPr>
-        <w:t>是吗？</w:t>
+        <w:t>孔老师，这么多年过去，您一点儿变化都没有啊。</w:t>
       </w:r>
     </w:p>
     <w:p>
@@ -1251,10 +1233,10 @@
         <w:rPr>
           <w:rFonts w:ascii="Times New Roman" w:hAnsi="Times New Roman" w:eastAsia="黑体"/>
           <w:b/>
-          <w:color w:val="2E7D5B"/>
-          <w:sz w:val="20"/>
-        </w:rPr>
-        <w:t>于莎莎</w:t>
+          <w:color w:val="A82B1E"/>
+          <w:sz w:val="20"/>
+        </w:rPr>
+        <w:t>孔令美</w:t>
       </w:r>
       <w:r>
         <w:rPr>
@@ -1271,7 +1253,7 @@
           <w:b w:val="0"/>
           <w:sz w:val="21"/>
         </w:rPr>
-        <w:t>您还记得我吗？</w:t>
+        <w:t>是吗？</w:t>
       </w:r>
     </w:p>
     <w:p>
@@ -1283,10 +1265,10 @@
         <w:rPr>
           <w:rFonts w:ascii="Times New Roman" w:hAnsi="Times New Roman" w:eastAsia="黑体"/>
           <w:b/>
-          <w:color w:val="A82B1E"/>
-          <w:sz w:val="20"/>
-        </w:rPr>
-        <w:t>孔令美</w:t>
+          <w:color w:val="2E7D5B"/>
+          <w:sz w:val="20"/>
+        </w:rPr>
+        <w:t>于莎莎</w:t>
       </w:r>
       <w:r>
         <w:rPr>
@@ -1303,7 +1285,7 @@
           <w:b w:val="0"/>
           <w:sz w:val="21"/>
         </w:rPr>
-        <w:t>当然！（摇头）记得！</w:t>
+        <w:t>您还记得我吗？</w:t>
       </w:r>
     </w:p>
     <w:p>
@@ -1315,10 +1297,10 @@
         <w:rPr>
           <w:rFonts w:ascii="Times New Roman" w:hAnsi="Times New Roman" w:eastAsia="黑体"/>
           <w:b/>
-          <w:color w:val="1F6FB2"/>
-          <w:sz w:val="20"/>
-        </w:rPr>
-        <w:t>郭甲醛</w:t>
+          <w:color w:val="A82B1E"/>
+          <w:sz w:val="20"/>
+        </w:rPr>
+        <w:t>孔令美</w:t>
       </w:r>
       <w:r>
         <w:rPr>
@@ -1335,7 +1317,7 @@
           <w:b w:val="0"/>
           <w:sz w:val="21"/>
         </w:rPr>
-        <w:t>她不记得。</w:t>
+        <w:t>当然！（摇头）记得！</w:t>
       </w:r>
     </w:p>
     <w:p>
@@ -1347,10 +1329,10 @@
         <w:rPr>
           <w:rFonts w:ascii="Times New Roman" w:hAnsi="Times New Roman" w:eastAsia="黑体"/>
           <w:b/>
-          <w:color w:val="A82B1E"/>
-          <w:sz w:val="20"/>
-        </w:rPr>
-        <w:t>孔令美</w:t>
+          <w:color w:val="1F6FB2"/>
+          <w:sz w:val="20"/>
+        </w:rPr>
+        <w:t>郭甲醛</w:t>
       </w:r>
       <w:r>
         <w:rPr>
@@ -1367,7 +1349,7 @@
           <w:b w:val="0"/>
           <w:sz w:val="21"/>
         </w:rPr>
-        <w:t>别接话，做题去！</w:t>
+        <w:t>她不记得。</w:t>
       </w:r>
     </w:p>
     <w:p>
@@ -1379,10 +1361,10 @@
         <w:rPr>
           <w:rFonts w:ascii="Times New Roman" w:hAnsi="Times New Roman" w:eastAsia="黑体"/>
           <w:b/>
-          <w:color w:val="2E7D5B"/>
-          <w:sz w:val="20"/>
-        </w:rPr>
-        <w:t>于莎莎</w:t>
+          <w:color w:val="A82B1E"/>
+          <w:sz w:val="20"/>
+        </w:rPr>
+        <w:t>孔令美</w:t>
       </w:r>
       <w:r>
         <w:rPr>
@@ -1399,7 +1381,7 @@
           <w:b w:val="0"/>
           <w:sz w:val="21"/>
         </w:rPr>
-        <w:t>孔老师。</w:t>
+        <w:t>别接话，做题去！</w:t>
       </w:r>
     </w:p>
     <w:p>
@@ -1411,10 +1393,10 @@
         <w:rPr>
           <w:rFonts w:ascii="Times New Roman" w:hAnsi="Times New Roman" w:eastAsia="黑体"/>
           <w:b/>
-          <w:color w:val="A82B1E"/>
-          <w:sz w:val="20"/>
-        </w:rPr>
-        <w:t>孔令美</w:t>
+          <w:color w:val="2E7D5B"/>
+          <w:sz w:val="20"/>
+        </w:rPr>
+        <w:t>于莎莎</w:t>
       </w:r>
       <w:r>
         <w:rPr>
@@ -1431,7 +1413,7 @@
           <w:b w:val="0"/>
           <w:sz w:val="21"/>
         </w:rPr>
-        <w:t>哎。</w:t>
+        <w:t>孔老师。</w:t>
       </w:r>
     </w:p>
     <w:p>
@@ -1443,10 +1425,10 @@
         <w:rPr>
           <w:rFonts w:ascii="Times New Roman" w:hAnsi="Times New Roman" w:eastAsia="黑体"/>
           <w:b/>
-          <w:color w:val="2E7D5B"/>
-          <w:sz w:val="20"/>
-        </w:rPr>
-        <w:t>于莎莎</w:t>
+          <w:color w:val="A82B1E"/>
+          <w:sz w:val="20"/>
+        </w:rPr>
+        <w:t>孔令美</w:t>
       </w:r>
       <w:r>
         <w:rPr>
@@ -1463,7 +1445,7 @@
           <w:b w:val="0"/>
           <w:sz w:val="21"/>
         </w:rPr>
-        <w:t>这是给您买的花。</w:t>
+        <w:t>哎。</w:t>
       </w:r>
     </w:p>
     <w:p>
@@ -1475,10 +1457,10 @@
         <w:rPr>
           <w:rFonts w:ascii="Times New Roman" w:hAnsi="Times New Roman" w:eastAsia="黑体"/>
           <w:b/>
-          <w:color w:val="A82B1E"/>
-          <w:sz w:val="20"/>
-        </w:rPr>
-        <w:t>孔令美</w:t>
+          <w:color w:val="2E7D5B"/>
+          <w:sz w:val="20"/>
+        </w:rPr>
+        <w:t>于莎莎</w:t>
       </w:r>
       <w:r>
         <w:rPr>
@@ -1495,7 +1477,7 @@
           <w:b w:val="0"/>
           <w:sz w:val="21"/>
         </w:rPr>
-        <w:t>谢谢你。</w:t>
+        <w:t>这是给您买的花。</w:t>
       </w:r>
     </w:p>
     <w:p>
@@ -1507,10 +1489,10 @@
         <w:rPr>
           <w:rFonts w:ascii="Times New Roman" w:hAnsi="Times New Roman" w:eastAsia="黑体"/>
           <w:b/>
-          <w:color w:val="2E7D5B"/>
-          <w:sz w:val="20"/>
-        </w:rPr>
-        <w:t>于莎莎</w:t>
+          <w:color w:val="A82B1E"/>
+          <w:sz w:val="20"/>
+        </w:rPr>
+        <w:t>孔令美</w:t>
       </w:r>
       <w:r>
         <w:rPr>
@@ -1527,7 +1509,7 @@
           <w:b w:val="0"/>
           <w:sz w:val="21"/>
         </w:rPr>
-        <w:t>您不会真把我给忘了吧？</w:t>
+        <w:t>谢谢你。</w:t>
       </w:r>
     </w:p>
     <w:p>
@@ -1539,10 +1521,10 @@
         <w:rPr>
           <w:rFonts w:ascii="Times New Roman" w:hAnsi="Times New Roman" w:eastAsia="黑体"/>
           <w:b/>
-          <w:color w:val="A82B1E"/>
-          <w:sz w:val="20"/>
-        </w:rPr>
-        <w:t>孔令美</w:t>
+          <w:color w:val="2E7D5B"/>
+          <w:sz w:val="20"/>
+        </w:rPr>
+        <w:t>于莎莎</w:t>
       </w:r>
       <w:r>
         <w:rPr>
@@ -1559,7 +1541,7 @@
           <w:b w:val="0"/>
           <w:sz w:val="21"/>
         </w:rPr>
-        <w:t>怎么 kui 能。（被郭甲醛传染口音了）</w:t>
+        <w:t>您不会真把我给忘了吧？</w:t>
       </w:r>
     </w:p>
     <w:p>
@@ -1571,10 +1553,10 @@
         <w:rPr>
           <w:rFonts w:ascii="Times New Roman" w:hAnsi="Times New Roman" w:eastAsia="黑体"/>
           <w:b/>
-          <w:color w:val="1F6FB2"/>
-          <w:sz w:val="20"/>
-        </w:rPr>
-        <w:t>郭甲醛</w:t>
+          <w:color w:val="A82B1E"/>
+          <w:sz w:val="20"/>
+        </w:rPr>
+        <w:t>孔令美</w:t>
       </w:r>
       <w:r>
         <w:rPr>
@@ -1591,7 +1573,7 @@
           <w:b w:val="0"/>
           <w:sz w:val="21"/>
         </w:rPr>
-        <w:t>哎？</w:t>
+        <w:t>怎么 kui 能。（被郭甲醛传染口音了）</w:t>
       </w:r>
     </w:p>
     <w:p>
@@ -1603,10 +1585,10 @@
         <w:rPr>
           <w:rFonts w:ascii="Times New Roman" w:hAnsi="Times New Roman" w:eastAsia="黑体"/>
           <w:b/>
-          <w:color w:val="A82B1E"/>
-          <w:sz w:val="20"/>
-        </w:rPr>
-        <w:t>孔令美</w:t>
+          <w:color w:val="1F6FB2"/>
+          <w:sz w:val="20"/>
+        </w:rPr>
+        <w:t>郭甲醛</w:t>
       </w:r>
       <w:r>
         <w:rPr>
@@ -1623,7 +1605,7 @@
           <w:b w:val="0"/>
           <w:sz w:val="21"/>
         </w:rPr>
-        <w:t>呃……你是张伯钰？</w:t>
+        <w:t>哎？</w:t>
       </w:r>
     </w:p>
     <w:p>
@@ -1635,10 +1617,10 @@
         <w:rPr>
           <w:rFonts w:ascii="Times New Roman" w:hAnsi="Times New Roman" w:eastAsia="黑体"/>
           <w:b/>
-          <w:color w:val="2E7D5B"/>
-          <w:sz w:val="20"/>
-        </w:rPr>
-        <w:t>于莎莎</w:t>
+          <w:color w:val="A82B1E"/>
+          <w:sz w:val="20"/>
+        </w:rPr>
+        <w:t>孔令美</w:t>
       </w:r>
       <w:r>
         <w:rPr>
@@ -1655,7 +1637,7 @@
           <w:b w:val="0"/>
           <w:sz w:val="21"/>
         </w:rPr>
-        <w:t>（摇头）</w:t>
+        <w:t>呃……你是张伯钰？</w:t>
       </w:r>
     </w:p>
     <w:p>
@@ -1667,10 +1649,10 @@
         <w:rPr>
           <w:rFonts w:ascii="Times New Roman" w:hAnsi="Times New Roman" w:eastAsia="黑体"/>
           <w:b/>
-          <w:color w:val="A82B1E"/>
-          <w:sz w:val="20"/>
-        </w:rPr>
-        <w:t>孔令美</w:t>
+          <w:color w:val="2E7D5B"/>
+          <w:sz w:val="20"/>
+        </w:rPr>
+        <w:t>于莎莎</w:t>
       </w:r>
       <w:r>
         <w:rPr>
@@ -1687,7 +1669,7 @@
           <w:b w:val="0"/>
           <w:sz w:val="21"/>
         </w:rPr>
-        <w:t>前边？</w:t>
+        <w:t>（摇头）</w:t>
       </w:r>
     </w:p>
     <w:p>
@@ -1699,10 +1681,10 @@
         <w:rPr>
           <w:rFonts w:ascii="Times New Roman" w:hAnsi="Times New Roman" w:eastAsia="黑体"/>
           <w:b/>
-          <w:color w:val="2E7D5B"/>
-          <w:sz w:val="20"/>
-        </w:rPr>
-        <w:t>于莎莎</w:t>
+          <w:color w:val="A82B1E"/>
+          <w:sz w:val="20"/>
+        </w:rPr>
+        <w:t>孔令美</w:t>
       </w:r>
       <w:r>
         <w:rPr>
@@ -1719,7 +1701,7 @@
           <w:b w:val="0"/>
           <w:sz w:val="21"/>
         </w:rPr>
-        <w:t>啊？</w:t>
+        <w:t>前边？</w:t>
       </w:r>
     </w:p>
     <w:p>
@@ -1731,10 +1713,10 @@
         <w:rPr>
           <w:rFonts w:ascii="Times New Roman" w:hAnsi="Times New Roman" w:eastAsia="黑体"/>
           <w:b/>
-          <w:color w:val="A82B1E"/>
-          <w:sz w:val="20"/>
-        </w:rPr>
-        <w:t>孔令美</w:t>
+          <w:color w:val="2E7D5B"/>
+          <w:sz w:val="20"/>
+        </w:rPr>
+        <w:t>于莎莎</w:t>
       </w:r>
       <w:r>
         <w:rPr>
@@ -1751,7 +1733,7 @@
           <w:b w:val="0"/>
           <w:sz w:val="21"/>
         </w:rPr>
-        <w:t>后边？</w:t>
+        <w:t>啊？</w:t>
       </w:r>
     </w:p>
     <w:p>
@@ -1763,10 +1745,10 @@
         <w:rPr>
           <w:rFonts w:ascii="Times New Roman" w:hAnsi="Times New Roman" w:eastAsia="黑体"/>
           <w:b/>
-          <w:color w:val="1F6FB2"/>
-          <w:sz w:val="20"/>
-        </w:rPr>
-        <w:t>郭甲醛</w:t>
+          <w:color w:val="A82B1E"/>
+          <w:sz w:val="20"/>
+        </w:rPr>
+        <w:t>孔令美</w:t>
       </w:r>
       <w:r>
         <w:rPr>
@@ -1783,7 +1765,7 @@
           <w:b w:val="0"/>
           <w:sz w:val="21"/>
         </w:rPr>
-        <w:t>老师您看看花，花上一般都有名字。</w:t>
+        <w:t>后边？</w:t>
       </w:r>
     </w:p>
     <w:p>
@@ -1795,10 +1777,10 @@
         <w:rPr>
           <w:rFonts w:ascii="Times New Roman" w:hAnsi="Times New Roman" w:eastAsia="黑体"/>
           <w:b/>
-          <w:color w:val="A82B1E"/>
-          <w:sz w:val="20"/>
-        </w:rPr>
-        <w:t>孔令美</w:t>
+          <w:color w:val="1F6FB2"/>
+          <w:sz w:val="20"/>
+        </w:rPr>
+        <w:t>郭甲醛</w:t>
       </w:r>
       <w:r>
         <w:rPr>
@@ -1815,7 +1797,7 @@
           <w:b w:val="0"/>
           <w:sz w:val="21"/>
         </w:rPr>
-        <w:t>哎呀，你不提醒我，我也能知道啊。你是康乃馨……拿回去吧，拿回去。</w:t>
+        <w:t>老师您看看花，花上一般都有名字。</w:t>
       </w:r>
     </w:p>
     <w:p>
@@ -1827,10 +1809,10 @@
         <w:rPr>
           <w:rFonts w:ascii="Times New Roman" w:hAnsi="Times New Roman" w:eastAsia="黑体"/>
           <w:b/>
-          <w:color w:val="2E7D5B"/>
-          <w:sz w:val="20"/>
-        </w:rPr>
-        <w:t>于莎莎</w:t>
+          <w:color w:val="A82B1E"/>
+          <w:sz w:val="20"/>
+        </w:rPr>
+        <w:t>孔令美</w:t>
       </w:r>
       <w:r>
         <w:rPr>
@@ -1847,7 +1829,7 @@
           <w:b w:val="0"/>
           <w:sz w:val="21"/>
         </w:rPr>
-        <w:t>老师，您不记得很正常，我提醒您一下呢？</w:t>
+        <w:t>哎呀，你不提醒我，我也能知道啊。你是康乃馨……拿回去吧，拿回去。</w:t>
       </w:r>
     </w:p>
     <w:p>
@@ -1859,10 +1841,10 @@
         <w:rPr>
           <w:rFonts w:ascii="Times New Roman" w:hAnsi="Times New Roman" w:eastAsia="黑体"/>
           <w:b/>
-          <w:color w:val="A82B1E"/>
-          <w:sz w:val="20"/>
-        </w:rPr>
-        <w:t>孔令美</w:t>
+          <w:color w:val="2E7D5B"/>
+          <w:sz w:val="20"/>
+        </w:rPr>
+        <w:t>于莎莎</w:t>
       </w:r>
       <w:r>
         <w:rPr>
@@ -1879,7 +1861,7 @@
           <w:b w:val="0"/>
           <w:sz w:val="21"/>
         </w:rPr>
-        <w:t>你不用提醒，其实你的名字啊，就在老师嘴边盘旋了，呼之欲出的。你是王……</w:t>
+        <w:t>老师，您不记得很正常，我提醒您一下呢？</w:t>
       </w:r>
     </w:p>
     <w:p>
@@ -1891,10 +1873,10 @@
         <w:rPr>
           <w:rFonts w:ascii="Times New Roman" w:hAnsi="Times New Roman" w:eastAsia="黑体"/>
           <w:b/>
-          <w:color w:val="2E7D5B"/>
-          <w:sz w:val="20"/>
-        </w:rPr>
-        <w:t>于莎莎</w:t>
+          <w:color w:val="A82B1E"/>
+          <w:sz w:val="20"/>
+        </w:rPr>
+        <w:t>孔令美</w:t>
       </w:r>
       <w:r>
         <w:rPr>
@@ -1911,7 +1893,7 @@
           <w:b w:val="0"/>
           <w:sz w:val="21"/>
         </w:rPr>
-        <w:t>于……</w:t>
+        <w:t>你不用提醒，其实你的名字啊，就在老师嘴边盘旋了，呼之欲出的。你是王……</w:t>
       </w:r>
     </w:p>
     <w:p>
@@ -1923,10 +1905,10 @@
         <w:rPr>
           <w:rFonts w:ascii="Times New Roman" w:hAnsi="Times New Roman" w:eastAsia="黑体"/>
           <w:b/>
-          <w:color w:val="A82B1E"/>
-          <w:sz w:val="20"/>
-        </w:rPr>
-        <w:t>孔令美</w:t>
+          <w:color w:val="2E7D5B"/>
+          <w:sz w:val="20"/>
+        </w:rPr>
+        <w:t>于莎莎</w:t>
       </w:r>
       <w:r>
         <w:rPr>
@@ -1955,10 +1937,10 @@
         <w:rPr>
           <w:rFonts w:ascii="Times New Roman" w:hAnsi="Times New Roman" w:eastAsia="黑体"/>
           <w:b/>
-          <w:color w:val="2E7D5B"/>
-          <w:sz w:val="20"/>
-        </w:rPr>
-        <w:t>于莎莎</w:t>
+          <w:color w:val="A82B1E"/>
+          <w:sz w:val="20"/>
+        </w:rPr>
+        <w:t>孔令美</w:t>
       </w:r>
       <w:r>
         <w:rPr>
@@ -1975,7 +1957,7 @@
           <w:b w:val="0"/>
           <w:sz w:val="21"/>
         </w:rPr>
-        <w:t>莎…莎…</w:t>
+        <w:t>于……</w:t>
       </w:r>
     </w:p>
     <w:p>
@@ -1987,10 +1969,10 @@
         <w:rPr>
           <w:rFonts w:ascii="Times New Roman" w:hAnsi="Times New Roman" w:eastAsia="黑体"/>
           <w:b/>
-          <w:color w:val="A82B1E"/>
-          <w:sz w:val="20"/>
-        </w:rPr>
-        <w:t>孔令美</w:t>
+          <w:color w:val="2E7D5B"/>
+          <w:sz w:val="20"/>
+        </w:rPr>
+        <w:t>于莎莎</w:t>
       </w:r>
       <w:r>
         <w:rPr>
@@ -2007,7 +1989,7 @@
           <w:b w:val="0"/>
           <w:sz w:val="21"/>
         </w:rPr>
-        <w:t>于莎！</w:t>
+        <w:t>莎…莎…</w:t>
       </w:r>
     </w:p>
     <w:p>
@@ -2019,10 +2001,10 @@
         <w:rPr>
           <w:rFonts w:ascii="Times New Roman" w:hAnsi="Times New Roman" w:eastAsia="黑体"/>
           <w:b/>
-          <w:color w:val="2E7D5B"/>
-          <w:sz w:val="20"/>
-        </w:rPr>
-        <w:t>于莎莎</w:t>
+          <w:color w:val="A82B1E"/>
+          <w:sz w:val="20"/>
+        </w:rPr>
+        <w:t>孔令美</w:t>
       </w:r>
       <w:r>
         <w:rPr>
@@ -2039,7 +2021,7 @@
           <w:b w:val="0"/>
           <w:sz w:val="21"/>
         </w:rPr>
-        <w:t>俩莎。</w:t>
+        <w:t>于莎！</w:t>
       </w:r>
     </w:p>
     <w:p>
@@ -2051,10 +2033,10 @@
         <w:rPr>
           <w:rFonts w:ascii="Times New Roman" w:hAnsi="Times New Roman" w:eastAsia="黑体"/>
           <w:b/>
-          <w:color w:val="A82B1E"/>
-          <w:sz w:val="20"/>
-        </w:rPr>
-        <w:t>孔令美</w:t>
+          <w:color w:val="2E7D5B"/>
+          <w:sz w:val="20"/>
+        </w:rPr>
+        <w:t>于莎莎</w:t>
       </w:r>
       <w:r>
         <w:rPr>
@@ -2071,7 +2053,7 @@
           <w:b w:val="0"/>
           <w:sz w:val="21"/>
         </w:rPr>
-        <w:t>你叫于俩莎？</w:t>
+        <w:t>俩莎。</w:t>
       </w:r>
     </w:p>
     <w:p>
@@ -2083,10 +2065,10 @@
         <w:rPr>
           <w:rFonts w:ascii="Times New Roman" w:hAnsi="Times New Roman" w:eastAsia="黑体"/>
           <w:b/>
-          <w:color w:val="2E7D5B"/>
-          <w:sz w:val="20"/>
-        </w:rPr>
-        <w:t>于莎莎</w:t>
+          <w:color w:val="A82B1E"/>
+          <w:sz w:val="20"/>
+        </w:rPr>
+        <w:t>孔令美</w:t>
       </w:r>
       <w:r>
         <w:rPr>
@@ -2103,7 +2085,7 @@
           <w:b w:val="0"/>
           <w:sz w:val="21"/>
         </w:rPr>
-        <w:t>孔老师，我是于莎莎。</w:t>
+        <w:t>你叫于俩莎？</w:t>
       </w:r>
     </w:p>
     <w:p>
@@ -2115,10 +2097,10 @@
         <w:rPr>
           <w:rFonts w:ascii="Times New Roman" w:hAnsi="Times New Roman" w:eastAsia="黑体"/>
           <w:b/>
-          <w:color w:val="A82B1E"/>
-          <w:sz w:val="20"/>
-        </w:rPr>
-        <w:t>孔令美</w:t>
+          <w:color w:val="2E7D5B"/>
+          <w:sz w:val="20"/>
+        </w:rPr>
+        <w:t>于莎莎</w:t>
       </w:r>
       <w:r>
         <w:rPr>
@@ -2135,7 +2117,7 @@
           <w:b w:val="0"/>
           <w:sz w:val="21"/>
         </w:rPr>
-        <w:t>你是于莎莎？你是那个我的语文课代表于莎莎？</w:t>
+        <w:t>孔老师，我是于莎莎。</w:t>
       </w:r>
     </w:p>
     <w:p>
@@ -2147,10 +2129,10 @@
         <w:rPr>
           <w:rFonts w:ascii="Times New Roman" w:hAnsi="Times New Roman" w:eastAsia="黑体"/>
           <w:b/>
-          <w:color w:val="2E7D5B"/>
-          <w:sz w:val="20"/>
-        </w:rPr>
-        <w:t>于莎莎</w:t>
+          <w:color w:val="A82B1E"/>
+          <w:sz w:val="20"/>
+        </w:rPr>
+        <w:t>孔令美</w:t>
       </w:r>
       <w:r>
         <w:rPr>
@@ -2167,7 +2149,7 @@
           <w:b w:val="0"/>
           <w:sz w:val="21"/>
         </w:rPr>
-        <w:t>是我。</w:t>
+        <w:t>你是于莎莎？你是那个我的语文课代表于莎莎？</w:t>
       </w:r>
     </w:p>
     <w:p>
@@ -2179,10 +2161,10 @@
         <w:rPr>
           <w:rFonts w:ascii="Times New Roman" w:hAnsi="Times New Roman" w:eastAsia="黑体"/>
           <w:b/>
-          <w:color w:val="A82B1E"/>
-          <w:sz w:val="20"/>
-        </w:rPr>
-        <w:t>孔令美</w:t>
+          <w:color w:val="2E7D5B"/>
+          <w:sz w:val="20"/>
+        </w:rPr>
+        <w:t>于莎莎</w:t>
       </w:r>
       <w:r>
         <w:rPr>
@@ -2199,7 +2181,7 @@
           <w:b w:val="0"/>
           <w:sz w:val="21"/>
         </w:rPr>
-        <w:t>哦，是那个同学们称为小老舍那个于莎莎？</w:t>
+        <w:t>是我。</w:t>
       </w:r>
     </w:p>
     <w:p>
@@ -2211,10 +2193,10 @@
         <w:rPr>
           <w:rFonts w:ascii="Times New Roman" w:hAnsi="Times New Roman" w:eastAsia="黑体"/>
           <w:b/>
-          <w:color w:val="2E7D5B"/>
-          <w:sz w:val="20"/>
-        </w:rPr>
-        <w:t>于莎莎</w:t>
+          <w:color w:val="A82B1E"/>
+          <w:sz w:val="20"/>
+        </w:rPr>
+        <w:t>孔令美</w:t>
       </w:r>
       <w:r>
         <w:rPr>
@@ -2231,7 +2213,7 @@
           <w:b w:val="0"/>
           <w:sz w:val="21"/>
         </w:rPr>
-        <w:t>是我。</w:t>
+        <w:t>哦，是那个同学们称为小老舍那个于莎莎？</w:t>
       </w:r>
     </w:p>
     <w:p>
@@ -2243,10 +2225,10 @@
         <w:rPr>
           <w:rFonts w:ascii="Times New Roman" w:hAnsi="Times New Roman" w:eastAsia="黑体"/>
           <w:b/>
-          <w:color w:val="A82B1E"/>
-          <w:sz w:val="20"/>
-        </w:rPr>
-        <w:t>孔令美</w:t>
+          <w:color w:val="2E7D5B"/>
+          <w:sz w:val="20"/>
+        </w:rPr>
+        <w:t>于莎莎</w:t>
       </w:r>
       <w:r>
         <w:rPr>
@@ -2263,7 +2245,7 @@
           <w:b w:val="0"/>
           <w:sz w:val="21"/>
         </w:rPr>
-        <w:t>是每次模拟考试一个人呢要做三套卷子，自己包揽了前三名那个于莎莎？</w:t>
+        <w:t>是我。</w:t>
       </w:r>
     </w:p>
     <w:p>
@@ -2275,10 +2257,10 @@
         <w:rPr>
           <w:rFonts w:ascii="Times New Roman" w:hAnsi="Times New Roman" w:eastAsia="黑体"/>
           <w:b/>
-          <w:color w:val="2E7D5B"/>
-          <w:sz w:val="20"/>
-        </w:rPr>
-        <w:t>于莎莎</w:t>
+          <w:color w:val="A82B1E"/>
+          <w:sz w:val="20"/>
+        </w:rPr>
+        <w:t>孔令美</w:t>
       </w:r>
       <w:r>
         <w:rPr>
@@ -2295,7 +2277,7 @@
           <w:b w:val="0"/>
           <w:sz w:val="21"/>
         </w:rPr>
-        <w:t>是我！</w:t>
+        <w:t>是每次模拟考试一个人呢要做三套卷子，自己包揽了前三名那个于莎莎？</w:t>
       </w:r>
     </w:p>
     <w:p>
@@ -2307,10 +2289,10 @@
         <w:rPr>
           <w:rFonts w:ascii="Times New Roman" w:hAnsi="Times New Roman" w:eastAsia="黑体"/>
           <w:b/>
-          <w:color w:val="A82B1E"/>
-          <w:sz w:val="20"/>
-        </w:rPr>
-        <w:t>孔令美</w:t>
+          <w:color w:val="2E7D5B"/>
+          <w:sz w:val="20"/>
+        </w:rPr>
+        <w:t>于莎莎</w:t>
       </w:r>
       <w:r>
         <w:rPr>
@@ -2327,7 +2309,7 @@
           <w:b w:val="0"/>
           <w:sz w:val="21"/>
         </w:rPr>
-        <w:t>甲醛儿，你师姐呀，一节课能做完三套卷子呢，学着点儿。</w:t>
+        <w:t>是我！</w:t>
       </w:r>
     </w:p>
     <w:p>
@@ -2339,10 +2321,10 @@
         <w:rPr>
           <w:rFonts w:ascii="Times New Roman" w:hAnsi="Times New Roman" w:eastAsia="黑体"/>
           <w:b/>
-          <w:color w:val="1F6FB2"/>
-          <w:sz w:val="20"/>
-        </w:rPr>
-        <w:t>郭甲醛</w:t>
+          <w:color w:val="A82B1E"/>
+          <w:sz w:val="20"/>
+        </w:rPr>
+        <w:t>孔令美</w:t>
       </w:r>
       <w:r>
         <w:rPr>
@@ -2359,7 +2341,7 @@
           <w:b w:val="0"/>
           <w:sz w:val="21"/>
         </w:rPr>
-        <w:t>老师一节课我能吃完三套煎饼。</w:t>
+        <w:t>甲醛儿，你师姐呀，一节课能做完三套卷子呢，学着点儿。</w:t>
       </w:r>
     </w:p>
     <w:p>
@@ -2371,10 +2353,10 @@
         <w:rPr>
           <w:rFonts w:ascii="Times New Roman" w:hAnsi="Times New Roman" w:eastAsia="黑体"/>
           <w:b/>
-          <w:color w:val="2E7D5B"/>
-          <w:sz w:val="20"/>
-        </w:rPr>
-        <w:t>于莎莎</w:t>
+          <w:color w:val="1F6FB2"/>
+          <w:sz w:val="20"/>
+        </w:rPr>
+        <w:t>郭甲醛</w:t>
       </w:r>
       <w:r>
         <w:rPr>
@@ -2391,7 +2373,7 @@
           <w:b w:val="0"/>
           <w:sz w:val="21"/>
         </w:rPr>
-        <w:t>这位大胃王是？</w:t>
+        <w:t>老师一节课我能吃完三套煎饼。</w:t>
       </w:r>
     </w:p>
     <w:p>
@@ -2403,10 +2385,10 @@
         <w:rPr>
           <w:rFonts w:ascii="Times New Roman" w:hAnsi="Times New Roman" w:eastAsia="黑体"/>
           <w:b/>
-          <w:color w:val="1F6FB2"/>
-          <w:sz w:val="20"/>
-        </w:rPr>
-        <w:t>郭甲醛</w:t>
+          <w:color w:val="2E7D5B"/>
+          <w:sz w:val="20"/>
+        </w:rPr>
+        <w:t>于莎莎</w:t>
       </w:r>
       <w:r>
         <w:rPr>
@@ -2423,7 +2405,7 @@
           <w:b w:val="0"/>
           <w:sz w:val="21"/>
         </w:rPr>
-        <w:t>我就是坐第一排睡大觉，坐最后一排嘎嘎笑的山歌接话茬创始人，（唱）郭甲醛哇哇呜～</w:t>
+        <w:t>这位大胃王是？</w:t>
       </w:r>
     </w:p>
     <w:p>
@@ -2435,10 +2417,10 @@
         <w:rPr>
           <w:rFonts w:ascii="Times New Roman" w:hAnsi="Times New Roman" w:eastAsia="黑体"/>
           <w:b/>
-          <w:color w:val="2E7D5B"/>
-          <w:sz w:val="20"/>
-        </w:rPr>
-        <w:t>于莎莎</w:t>
+          <w:color w:val="1F6FB2"/>
+          <w:sz w:val="20"/>
+        </w:rPr>
+        <w:t>郭甲醛</w:t>
       </w:r>
       <w:r>
         <w:rPr>
@@ -2455,7 +2437,7 @@
           <w:b w:val="0"/>
           <w:sz w:val="21"/>
         </w:rPr>
-        <w:t>好别致的颤音啊。</w:t>
+        <w:t>我就是坐第一排睡大觉，坐最后一排嘎嘎笑的山歌接话茬创始人，（唱）郭甲醛哇哇呜～</w:t>
       </w:r>
     </w:p>
     <w:p>
@@ -2467,10 +2449,10 @@
         <w:rPr>
           <w:rFonts w:ascii="Times New Roman" w:hAnsi="Times New Roman" w:eastAsia="黑体"/>
           <w:b/>
-          <w:color w:val="A82B1E"/>
-          <w:sz w:val="20"/>
-        </w:rPr>
-        <w:t>孔令美</w:t>
+          <w:color w:val="2E7D5B"/>
+          <w:sz w:val="20"/>
+        </w:rPr>
+        <w:t>于莎莎</w:t>
       </w:r>
       <w:r>
         <w:rPr>
@@ -2487,7 +2469,7 @@
           <w:b w:val="0"/>
           <w:sz w:val="21"/>
         </w:rPr>
-        <w:t>你呀，别夸她了，甲醛啊，放下你手上的作业，听一下呀，我和你师姐的 talking 环节啊，这就是我经常给你提起的，在咱们校园风云榜上连续霸榜了十余年的于莎莎呀，看。（翻开相册）</w:t>
+        <w:t>好别致的颤音啊。</w:t>
       </w:r>
     </w:p>
     <w:p>
@@ -2499,10 +2481,10 @@
         <w:rPr>
           <w:rFonts w:ascii="Times New Roman" w:hAnsi="Times New Roman" w:eastAsia="黑体"/>
           <w:b/>
-          <w:color w:val="1F6FB2"/>
-          <w:sz w:val="20"/>
-        </w:rPr>
-        <w:t>郭甲醛</w:t>
+          <w:color w:val="A82B1E"/>
+          <w:sz w:val="20"/>
+        </w:rPr>
+        <w:t>孔令美</w:t>
       </w:r>
       <w:r>
         <w:rPr>
@@ -2519,7 +2501,7 @@
           <w:b w:val="0"/>
           <w:sz w:val="21"/>
         </w:rPr>
-        <w:t>老师这小男孩是谁呀？</w:t>
+        <w:t>你呀，别夸她了，甲醛啊，放下你手上的作业，听一下呀，我和你师姐的 talking 环节啊，这就是我经常给你提起的，在咱们校园风云榜上连续霸榜了十余年的于莎莎呀，看。（翻开相册）</w:t>
       </w:r>
     </w:p>
     <w:p>
@@ -2531,10 +2513,10 @@
         <w:rPr>
           <w:rFonts w:ascii="Times New Roman" w:hAnsi="Times New Roman" w:eastAsia="黑体"/>
           <w:b/>
-          <w:color w:val="A82B1E"/>
-          <w:sz w:val="20"/>
-        </w:rPr>
-        <w:t>孔令美</w:t>
+          <w:color w:val="1F6FB2"/>
+          <w:sz w:val="20"/>
+        </w:rPr>
+        <w:t>郭甲醛</w:t>
       </w:r>
       <w:r>
         <w:rPr>
@@ -2551,7 +2533,7 @@
           <w:b w:val="0"/>
           <w:sz w:val="21"/>
         </w:rPr>
-        <w:t>哎呦，莎莎，这么多年你确实变化很大呀，难怪老师没把你认出来。</w:t>
+        <w:t>老师这小男孩是谁呀？</w:t>
       </w:r>
     </w:p>
     <w:p>
@@ -2563,10 +2545,10 @@
         <w:rPr>
           <w:rFonts w:ascii="Times New Roman" w:hAnsi="Times New Roman" w:eastAsia="黑体"/>
           <w:b/>
-          <w:color w:val="1F6FB2"/>
-          <w:sz w:val="20"/>
-        </w:rPr>
-        <w:t>郭甲醛</w:t>
+          <w:color w:val="A82B1E"/>
+          <w:sz w:val="20"/>
+        </w:rPr>
+        <w:t>孔令美</w:t>
       </w:r>
       <w:r>
         <w:rPr>
@@ -2583,7 +2565,7 @@
           <w:b w:val="0"/>
           <w:sz w:val="21"/>
         </w:rPr>
-        <w:t>这精气神都没了。师姐，你经历了什么？</w:t>
+        <w:t>哎呦，莎莎，这么多年你确实变化很大呀，难怪老师没把你认出来。</w:t>
       </w:r>
     </w:p>
     <w:p>
@@ -2595,10 +2577,10 @@
         <w:rPr>
           <w:rFonts w:ascii="Times New Roman" w:hAnsi="Times New Roman" w:eastAsia="黑体"/>
           <w:b/>
-          <w:color w:val="2E7D5B"/>
-          <w:sz w:val="20"/>
-        </w:rPr>
-        <w:t>于莎莎</w:t>
+          <w:color w:val="1F6FB2"/>
+          <w:sz w:val="20"/>
+        </w:rPr>
+        <w:t>郭甲醛</w:t>
       </w:r>
       <w:r>
         <w:rPr>
@@ -2615,7 +2597,7 @@
           <w:b w:val="0"/>
           <w:sz w:val="21"/>
         </w:rPr>
-        <w:t>职场。</w:t>
+        <w:t>这精气神都没了。师姐，你经历了什么？</w:t>
       </w:r>
     </w:p>
     <w:p>
@@ -2627,10 +2609,10 @@
         <w:rPr>
           <w:rFonts w:ascii="Times New Roman" w:hAnsi="Times New Roman" w:eastAsia="黑体"/>
           <w:b/>
-          <w:color w:val="A82B1E"/>
-          <w:sz w:val="20"/>
-        </w:rPr>
-        <w:t>孔令美</w:t>
+          <w:color w:val="2E7D5B"/>
+          <w:sz w:val="20"/>
+        </w:rPr>
+        <w:t>于莎莎</w:t>
       </w:r>
       <w:r>
         <w:rPr>
@@ -2647,7 +2629,7 @@
           <w:b w:val="0"/>
           <w:sz w:val="21"/>
         </w:rPr>
-        <w:t>你师姐呀，在学校啊就是一名优秀学生，步入社会呀，必然是一位极品女士，是不是很受同事们的敬佩呀？</w:t>
+        <w:t>职场。</w:t>
       </w:r>
     </w:p>
     <w:p>
@@ -2659,10 +2641,10 @@
         <w:rPr>
           <w:rFonts w:ascii="Times New Roman" w:hAnsi="Times New Roman" w:eastAsia="黑体"/>
           <w:b/>
-          <w:color w:val="2E7D5B"/>
-          <w:sz w:val="20"/>
-        </w:rPr>
-        <w:t>于莎莎</w:t>
+          <w:color w:val="A82B1E"/>
+          <w:sz w:val="20"/>
+        </w:rPr>
+        <w:t>孔令美</w:t>
       </w:r>
       <w:r>
         <w:rPr>
@@ -2679,7 +2661,7 @@
           <w:b w:val="0"/>
           <w:sz w:val="21"/>
         </w:rPr>
-        <w:t>有可能，他们老说，就数你能。</w:t>
+        <w:t>你师姐呀，在学校啊就是一名优秀学生，步入社会呀，必然是一位极品女士，是不是很受同事们的敬佩呀？</w:t>
       </w:r>
     </w:p>
     <w:p>
@@ -2691,10 +2673,10 @@
         <w:rPr>
           <w:rFonts w:ascii="Times New Roman" w:hAnsi="Times New Roman" w:eastAsia="黑体"/>
           <w:b/>
-          <w:color w:val="A82B1E"/>
-          <w:sz w:val="20"/>
-        </w:rPr>
-        <w:t>孔令美</w:t>
+          <w:color w:val="2E7D5B"/>
+          <w:sz w:val="20"/>
+        </w:rPr>
+        <w:t>于莎莎</w:t>
       </w:r>
       <w:r>
         <w:rPr>
@@ -2711,7 +2693,7 @@
           <w:b w:val="0"/>
           <w:sz w:val="21"/>
         </w:rPr>
-        <w:t>那你能力一定特别突出吧？</w:t>
+        <w:t>有可能，他们老说，就数你能。</w:t>
       </w:r>
     </w:p>
     <w:p>
@@ -2723,10 +2705,10 @@
         <w:rPr>
           <w:rFonts w:ascii="Times New Roman" w:hAnsi="Times New Roman" w:eastAsia="黑体"/>
           <w:b/>
-          <w:color w:val="2E7D5B"/>
-          <w:sz w:val="20"/>
-        </w:rPr>
-        <w:t>于莎莎</w:t>
+          <w:color w:val="A82B1E"/>
+          <w:sz w:val="20"/>
+        </w:rPr>
+        <w:t>孔令美</w:t>
       </w:r>
       <w:r>
         <w:rPr>
@@ -2743,7 +2725,7 @@
           <w:b w:val="0"/>
           <w:sz w:val="21"/>
         </w:rPr>
-        <w:t>也许吧，客户老说你可真是个人才。</w:t>
+        <w:t>那你能力一定特别突出吧？</w:t>
       </w:r>
     </w:p>
     <w:p>
@@ -2755,10 +2737,10 @@
         <w:rPr>
           <w:rFonts w:ascii="Times New Roman" w:hAnsi="Times New Roman" w:eastAsia="黑体"/>
           <w:b/>
-          <w:color w:val="A82B1E"/>
-          <w:sz w:val="20"/>
-        </w:rPr>
-        <w:t>孔令美</w:t>
+          <w:color w:val="2E7D5B"/>
+          <w:sz w:val="20"/>
+        </w:rPr>
+        <w:t>于莎莎</w:t>
       </w:r>
       <w:r>
         <w:rPr>
@@ -2775,7 +2757,7 @@
           <w:b w:val="0"/>
           <w:sz w:val="21"/>
         </w:rPr>
-        <w:t>那老板一定非常器重你？</w:t>
+        <w:t>也许吧，客户老说你可真是个人才。</w:t>
       </w:r>
     </w:p>
     <w:p>
@@ -2787,10 +2769,10 @@
         <w:rPr>
           <w:rFonts w:ascii="Times New Roman" w:hAnsi="Times New Roman" w:eastAsia="黑体"/>
           <w:b/>
-          <w:color w:val="2E7D5B"/>
-          <w:sz w:val="20"/>
-        </w:rPr>
-        <w:t>于莎莎</w:t>
+          <w:color w:val="A82B1E"/>
+          <w:sz w:val="20"/>
+        </w:rPr>
+        <w:t>孔令美</w:t>
       </w:r>
       <w:r>
         <w:rPr>
@@ -2807,7 +2789,7 @@
           <w:b w:val="0"/>
           <w:sz w:val="21"/>
         </w:rPr>
-        <w:t>他甚至想把公司交给我。老是问我，你是老板我是老板？</w:t>
+        <w:t>那老板一定非常器重你？</w:t>
       </w:r>
     </w:p>
     <w:p>
@@ -2819,10 +2801,10 @@
         <w:rPr>
           <w:rFonts w:ascii="Times New Roman" w:hAnsi="Times New Roman" w:eastAsia="黑体"/>
           <w:b/>
-          <w:color w:val="1F6FB2"/>
-          <w:sz w:val="20"/>
-        </w:rPr>
-        <w:t>郭甲醛</w:t>
+          <w:color w:val="2E7D5B"/>
+          <w:sz w:val="20"/>
+        </w:rPr>
+        <w:t>于莎莎</w:t>
       </w:r>
       <w:r>
         <w:rPr>
@@ -2839,7 +2821,7 @@
           <w:b w:val="0"/>
           <w:sz w:val="21"/>
         </w:rPr>
-        <w:t>老师。</w:t>
+        <w:t>他甚至想把公司交给我。老是问我，你是老板我是老板？</w:t>
       </w:r>
     </w:p>
     <w:p>
@@ -2851,10 +2833,10 @@
         <w:rPr>
           <w:rFonts w:ascii="Times New Roman" w:hAnsi="Times New Roman" w:eastAsia="黑体"/>
           <w:b/>
-          <w:color w:val="A82B1E"/>
-          <w:sz w:val="20"/>
-        </w:rPr>
-        <w:t>孔令美</w:t>
+          <w:color w:val="1F6FB2"/>
+          <w:sz w:val="20"/>
+        </w:rPr>
+        <w:t>郭甲醛</w:t>
       </w:r>
       <w:r>
         <w:rPr>
@@ -2871,7 +2853,7 @@
           <w:b w:val="0"/>
           <w:sz w:val="21"/>
         </w:rPr>
-        <w:t>哎。</w:t>
+        <w:t>老师。</w:t>
       </w:r>
     </w:p>
     <w:p>
@@ -2883,10 +2865,10 @@
         <w:rPr>
           <w:rFonts w:ascii="Times New Roman" w:hAnsi="Times New Roman" w:eastAsia="黑体"/>
           <w:b/>
-          <w:color w:val="1F6FB2"/>
-          <w:sz w:val="20"/>
-        </w:rPr>
-        <w:t>郭甲醛</w:t>
+          <w:color w:val="A82B1E"/>
+          <w:sz w:val="20"/>
+        </w:rPr>
+        <w:t>孔令美</w:t>
       </w:r>
       <w:r>
         <w:rPr>
@@ -2903,7 +2885,7 @@
           <w:b w:val="0"/>
           <w:sz w:val="21"/>
         </w:rPr>
-        <w:t>师姐真是语文课代表吗？</w:t>
+        <w:t>哎。</w:t>
       </w:r>
     </w:p>
     <w:p>
@@ -2915,10 +2897,10 @@
         <w:rPr>
           <w:rFonts w:ascii="Times New Roman" w:hAnsi="Times New Roman" w:eastAsia="黑体"/>
           <w:b/>
-          <w:color w:val="A82B1E"/>
-          <w:sz w:val="20"/>
-        </w:rPr>
-        <w:t>孔令美</w:t>
+          <w:color w:val="1F6FB2"/>
+          <w:sz w:val="20"/>
+        </w:rPr>
+        <w:t>郭甲醛</w:t>
       </w:r>
       <w:r>
         <w:rPr>
@@ -2935,7 +2917,7 @@
           <w:b w:val="0"/>
           <w:sz w:val="21"/>
         </w:rPr>
-        <w:t>那个老师也拿不准了，要不你做题去吧。莎莎呀，你是不是工作上遇到什么难题啦？</w:t>
+        <w:t>师姐真是语文课代表吗？</w:t>
       </w:r>
     </w:p>
     <w:p>
@@ -2947,10 +2929,10 @@
         <w:rPr>
           <w:rFonts w:ascii="Times New Roman" w:hAnsi="Times New Roman" w:eastAsia="黑体"/>
           <w:b/>
-          <w:color w:val="2E7D5B"/>
-          <w:sz w:val="20"/>
-        </w:rPr>
-        <w:t>于莎莎</w:t>
+          <w:color w:val="A82B1E"/>
+          <w:sz w:val="20"/>
+        </w:rPr>
+        <w:t>孔令美</w:t>
       </w:r>
       <w:r>
         <w:rPr>
@@ -2967,7 +2949,7 @@
           <w:b w:val="0"/>
           <w:sz w:val="21"/>
         </w:rPr>
-        <w:t>孔老师，太难了，职场比学校复杂多了，他们老说我情商低，听不懂话里的意思。</w:t>
+        <w:t>那个老师也拿不准了，要不你做题去吧。莎莎呀，你是不是工作上遇到什么难题啦？</w:t>
       </w:r>
     </w:p>
     <w:p>
@@ -2979,10 +2961,10 @@
         <w:rPr>
           <w:rFonts w:ascii="Times New Roman" w:hAnsi="Times New Roman" w:eastAsia="黑体"/>
           <w:b/>
-          <w:color w:val="A82B1E"/>
-          <w:sz w:val="20"/>
-        </w:rPr>
-        <w:t>孔令美</w:t>
+          <w:color w:val="2E7D5B"/>
+          <w:sz w:val="20"/>
+        </w:rPr>
+        <w:t>于莎莎</w:t>
       </w:r>
       <w:r>
         <w:rPr>
@@ -2999,7 +2981,7 @@
           <w:b w:val="0"/>
           <w:sz w:val="21"/>
         </w:rPr>
-        <w:t>老师早就听出来了。</w:t>
+        <w:t>孔老师，太难了，职场比学校复杂多了，他们老说我情商低，听不懂话里的意思。</w:t>
       </w:r>
     </w:p>
     <w:p>
@@ -3011,10 +2993,10 @@
         <w:rPr>
           <w:rFonts w:ascii="Times New Roman" w:hAnsi="Times New Roman" w:eastAsia="黑体"/>
           <w:b/>
-          <w:color w:val="2E7D5B"/>
-          <w:sz w:val="20"/>
-        </w:rPr>
-        <w:t>于莎莎</w:t>
+          <w:color w:val="A82B1E"/>
+          <w:sz w:val="20"/>
+        </w:rPr>
+        <w:t>孔令美</w:t>
       </w:r>
       <w:r>
         <w:rPr>
@@ -3031,7 +3013,7 @@
           <w:b w:val="0"/>
           <w:sz w:val="21"/>
         </w:rPr>
-        <w:t>孔老师，以前每道题就只有一个答案，现在老板的话里有八百个意思。</w:t>
+        <w:t>老师早就听出来了。</w:t>
       </w:r>
     </w:p>
     <w:p>
@@ -3043,10 +3025,10 @@
         <w:rPr>
           <w:rFonts w:ascii="Times New Roman" w:hAnsi="Times New Roman" w:eastAsia="黑体"/>
           <w:b/>
-          <w:color w:val="A82B1E"/>
-          <w:sz w:val="20"/>
-        </w:rPr>
-        <w:t>孔令美</w:t>
+          <w:color w:val="2E7D5B"/>
+          <w:sz w:val="20"/>
+        </w:rPr>
+        <w:t>于莎莎</w:t>
       </w:r>
       <w:r>
         <w:rPr>
@@ -3063,7 +3045,7 @@
           <w:b w:val="0"/>
           <w:sz w:val="21"/>
         </w:rPr>
-        <w:t>你管他什么意思呢，你就回，收到。</w:t>
+        <w:t>孔老师，以前每道题就只有一个答案，现在老板的话里有八百个意思。</w:t>
       </w:r>
     </w:p>
     <w:p>
@@ -3075,10 +3057,10 @@
         <w:rPr>
           <w:rFonts w:ascii="Times New Roman" w:hAnsi="Times New Roman" w:eastAsia="黑体"/>
           <w:b/>
-          <w:color w:val="2E7D5B"/>
-          <w:sz w:val="20"/>
-        </w:rPr>
-        <w:t>于莎莎</w:t>
+          <w:color w:val="A82B1E"/>
+          <w:sz w:val="20"/>
+        </w:rPr>
+        <w:t>孔令美</w:t>
       </w:r>
       <w:r>
         <w:rPr>
@@ -3095,7 +3077,7 @@
           <w:b w:val="0"/>
           <w:sz w:val="21"/>
         </w:rPr>
-        <w:t>老师……</w:t>
+        <w:t>你管他什么意思呢，你就回，收到。</w:t>
       </w:r>
     </w:p>
     <w:p>
@@ -3107,10 +3089,10 @@
         <w:rPr>
           <w:rFonts w:ascii="Times New Roman" w:hAnsi="Times New Roman" w:eastAsia="黑体"/>
           <w:b/>
-          <w:color w:val="A82B1E"/>
-          <w:sz w:val="20"/>
-        </w:rPr>
-        <w:t>孔令美</w:t>
+          <w:color w:val="2E7D5B"/>
+          <w:sz w:val="20"/>
+        </w:rPr>
+        <w:t>于莎莎</w:t>
       </w:r>
       <w:r>
         <w:rPr>
@@ -3127,7 +3109,7 @@
           <w:b w:val="0"/>
           <w:sz w:val="21"/>
         </w:rPr>
-        <w:t>甭管他们怎么说啊，在老师心中啊，你永远是最优秀的学生。</w:t>
+        <w:t>老师……</w:t>
       </w:r>
     </w:p>
     <w:p>
@@ -3139,10 +3121,10 @@
         <w:rPr>
           <w:rFonts w:ascii="Times New Roman" w:hAnsi="Times New Roman" w:eastAsia="黑体"/>
           <w:b/>
-          <w:color w:val="2E7D5B"/>
-          <w:sz w:val="20"/>
-        </w:rPr>
-        <w:t>于莎莎</w:t>
+          <w:color w:val="A82B1E"/>
+          <w:sz w:val="20"/>
+        </w:rPr>
+        <w:t>孔令美</w:t>
       </w:r>
       <w:r>
         <w:rPr>
@@ -3159,7 +3141,7 @@
           <w:b w:val="0"/>
           <w:sz w:val="21"/>
         </w:rPr>
-        <w:t>孔老师，已经很久没有人这么肯定我了。</w:t>
+        <w:t>甭管他们怎么说啊，在老师心中啊，你永远是最优秀的学生。</w:t>
       </w:r>
     </w:p>
     <w:p>
@@ -3171,10 +3153,10 @@
         <w:rPr>
           <w:rFonts w:ascii="Times New Roman" w:hAnsi="Times New Roman" w:eastAsia="黑体"/>
           <w:b/>
-          <w:color w:val="1F6FB2"/>
-          <w:sz w:val="20"/>
-        </w:rPr>
-        <w:t>郭甲醛</w:t>
+          <w:color w:val="2E7D5B"/>
+          <w:sz w:val="20"/>
+        </w:rPr>
+        <w:t>于莎莎</w:t>
       </w:r>
       <w:r>
         <w:rPr>
@@ -3191,7 +3173,7 @@
           <w:b w:val="0"/>
           <w:sz w:val="21"/>
         </w:rPr>
-        <w:t>老师，这卷子上的泯然众人是啥意思啊？</w:t>
+        <w:t>孔老师，已经很久没有人这么肯定我了。</w:t>
       </w:r>
     </w:p>
     <w:p>
@@ -3203,10 +3185,10 @@
         <w:rPr>
           <w:rFonts w:ascii="Times New Roman" w:hAnsi="Times New Roman" w:eastAsia="黑体"/>
           <w:b/>
-          <w:color w:val="A82B1E"/>
-          <w:sz w:val="20"/>
-        </w:rPr>
-        <w:t>孔令美</w:t>
+          <w:color w:val="1F6FB2"/>
+          <w:sz w:val="20"/>
+        </w:rPr>
+        <w:t>郭甲醛</w:t>
       </w:r>
       <w:r>
         <w:rPr>
@@ -3223,7 +3205,7 @@
           <w:b w:val="0"/>
           <w:sz w:val="21"/>
         </w:rPr>
-        <w:t>这时候你好学了，我不教你。</w:t>
+        <w:t>老师，这卷子上的泯然众人是啥意思啊？</w:t>
       </w:r>
     </w:p>
     <w:p>
@@ -3235,10 +3217,10 @@
         <w:rPr>
           <w:rFonts w:ascii="Times New Roman" w:hAnsi="Times New Roman" w:eastAsia="黑体"/>
           <w:b/>
-          <w:color w:val="2E7D5B"/>
-          <w:sz w:val="20"/>
-        </w:rPr>
-        <w:t>于莎莎</w:t>
+          <w:color w:val="A82B1E"/>
+          <w:sz w:val="20"/>
+        </w:rPr>
+        <w:t>孔令美</w:t>
       </w:r>
       <w:r>
         <w:rPr>
@@ -3255,7 +3237,7 @@
           <w:b w:val="0"/>
           <w:sz w:val="21"/>
         </w:rPr>
-        <w:t>卷子？孔老师，我能做套卷子放松放松吗？</w:t>
+        <w:t>这时候你好学了，我不教你。</w:t>
       </w:r>
     </w:p>
     <w:p>
@@ -3267,10 +3249,10 @@
         <w:rPr>
           <w:rFonts w:ascii="Times New Roman" w:hAnsi="Times New Roman" w:eastAsia="黑体"/>
           <w:b/>
-          <w:color w:val="1F6FB2"/>
-          <w:sz w:val="20"/>
-        </w:rPr>
-        <w:t>郭甲醛</w:t>
+          <w:color w:val="2E7D5B"/>
+          <w:sz w:val="20"/>
+        </w:rPr>
+        <w:t>于莎莎</w:t>
       </w:r>
       <w:r>
         <w:rPr>
@@ -3287,7 +3269,7 @@
           <w:b w:val="0"/>
           <w:sz w:val="21"/>
         </w:rPr>
-        <w:t>这放松的点在哪儿？</w:t>
+        <w:t>卷子？孔老师，我能做套卷子放松放松吗？</w:t>
       </w:r>
     </w:p>
     <w:p>
@@ -3299,10 +3281,10 @@
         <w:rPr>
           <w:rFonts w:ascii="Times New Roman" w:hAnsi="Times New Roman" w:eastAsia="黑体"/>
           <w:b/>
-          <w:color w:val="A82B1E"/>
-          <w:sz w:val="20"/>
-        </w:rPr>
-        <w:t>孔令美</w:t>
+          <w:color w:val="1F6FB2"/>
+          <w:sz w:val="20"/>
+        </w:rPr>
+        <w:t>郭甲醛</w:t>
       </w:r>
       <w:r>
         <w:rPr>
@@ -3319,7 +3301,7 @@
           <w:b w:val="0"/>
           <w:sz w:val="21"/>
         </w:rPr>
-        <w:t>赶紧做。</w:t>
+        <w:t>这放松的点在哪儿？</w:t>
       </w:r>
     </w:p>
     <w:p>
@@ -3331,10 +3313,10 @@
         <w:rPr>
           <w:rFonts w:ascii="Times New Roman" w:hAnsi="Times New Roman" w:eastAsia="黑体"/>
           <w:b/>
-          <w:color w:val="2E7D5B"/>
-          <w:sz w:val="20"/>
-        </w:rPr>
-        <w:t>于莎莎</w:t>
+          <w:color w:val="A82B1E"/>
+          <w:sz w:val="20"/>
+        </w:rPr>
+        <w:t>孔令美</w:t>
       </w:r>
       <w:r>
         <w:rPr>
@@ -3351,7 +3333,7 @@
           <w:b w:val="0"/>
           <w:sz w:val="21"/>
         </w:rPr>
-        <w:t>谢谢老师！师妹，你不懂，这儿才是我的舒适圈。</w:t>
+        <w:t>赶紧做。</w:t>
       </w:r>
     </w:p>
     <w:p>
@@ -3363,10 +3345,10 @@
         <w:rPr>
           <w:rFonts w:ascii="Times New Roman" w:hAnsi="Times New Roman" w:eastAsia="黑体"/>
           <w:b/>
-          <w:color w:val="1F6FB2"/>
-          <w:sz w:val="20"/>
-        </w:rPr>
-        <w:t>郭甲醛</w:t>
+          <w:color w:val="2E7D5B"/>
+          <w:sz w:val="20"/>
+        </w:rPr>
+        <w:t>于莎莎</w:t>
       </w:r>
       <w:r>
         <w:rPr>
@@ -3383,7 +3365,7 @@
           <w:b w:val="0"/>
           <w:sz w:val="21"/>
         </w:rPr>
-        <w:t>那我肯定是圈外人。师姐，你在圈里多待会儿。</w:t>
+        <w:t>谢谢老师！师妹，你不懂，这儿才是我的舒适圈。</w:t>
       </w:r>
     </w:p>
     <w:p>
@@ -3395,10 +3377,10 @@
         <w:rPr>
           <w:rFonts w:ascii="Times New Roman" w:hAnsi="Times New Roman" w:eastAsia="黑体"/>
           <w:b/>
-          <w:color w:val="2E7D5B"/>
-          <w:sz w:val="20"/>
-        </w:rPr>
-        <w:t>于莎莎</w:t>
+          <w:color w:val="1F6FB2"/>
+          <w:sz w:val="20"/>
+        </w:rPr>
+        <w:t>郭甲醛</w:t>
       </w:r>
       <w:r>
         <w:rPr>
@@ -3415,7 +3397,7 @@
           <w:b w:val="0"/>
           <w:sz w:val="21"/>
         </w:rPr>
-        <w:t>老师，我突然感觉好快乐。</w:t>
+        <w:t>那我肯定是圈外人。师姐，你在圈里多待会儿。</w:t>
       </w:r>
     </w:p>
     <w:p>
@@ -3427,10 +3409,10 @@
         <w:rPr>
           <w:rFonts w:ascii="Times New Roman" w:hAnsi="Times New Roman" w:eastAsia="黑体"/>
           <w:b/>
-          <w:color w:val="1F6FB2"/>
-          <w:sz w:val="20"/>
-        </w:rPr>
-        <w:t>郭甲醛</w:t>
+          <w:color w:val="2E7D5B"/>
+          <w:sz w:val="20"/>
+        </w:rPr>
+        <w:t>于莎莎</w:t>
       </w:r>
       <w:r>
         <w:rPr>
@@ -3447,7 +3429,7 @@
           <w:b w:val="0"/>
           <w:sz w:val="21"/>
         </w:rPr>
-        <w:t>老师，师姐咋突然亮起来了？</w:t>
+        <w:t>老师，我突然感觉好快乐。</w:t>
       </w:r>
     </w:p>
     <w:p>
@@ -3459,10 +3441,10 @@
         <w:rPr>
           <w:rFonts w:ascii="Times New Roman" w:hAnsi="Times New Roman" w:eastAsia="黑体"/>
           <w:b/>
-          <w:color w:val="2E7D5B"/>
-          <w:sz w:val="20"/>
-        </w:rPr>
-        <w:t>于莎莎</w:t>
+          <w:color w:val="1F6FB2"/>
+          <w:sz w:val="20"/>
+        </w:rPr>
+        <w:t>郭甲醛</w:t>
       </w:r>
       <w:r>
         <w:rPr>
@@ -3479,7 +3461,7 @@
           <w:b w:val="0"/>
           <w:sz w:val="21"/>
         </w:rPr>
-        <w:t>同学，这套题太简单。</w:t>
+        <w:t>老师，师姐咋突然亮起来了？</w:t>
       </w:r>
     </w:p>
     <w:p>
@@ -3491,10 +3473,10 @@
         <w:rPr>
           <w:rFonts w:ascii="Times New Roman" w:hAnsi="Times New Roman" w:eastAsia="黑体"/>
           <w:b/>
-          <w:color w:val="1F6FB2"/>
-          <w:sz w:val="20"/>
-        </w:rPr>
-        <w:t>郭甲醛</w:t>
+          <w:color w:val="2E7D5B"/>
+          <w:sz w:val="20"/>
+        </w:rPr>
+        <w:t>于莎莎</w:t>
       </w:r>
       <w:r>
         <w:rPr>
@@ -3511,7 +3493,7 @@
           <w:b w:val="0"/>
           <w:sz w:val="21"/>
         </w:rPr>
-        <w:t>脑子也转起来了。</w:t>
+        <w:t>同学，这套题太简单。</w:t>
       </w:r>
     </w:p>
     <w:p>
@@ -3523,10 +3505,10 @@
         <w:rPr>
           <w:rFonts w:ascii="Times New Roman" w:hAnsi="Times New Roman" w:eastAsia="黑体"/>
           <w:b/>
-          <w:color w:val="2E7D5B"/>
-          <w:sz w:val="20"/>
-        </w:rPr>
-        <w:t>于莎莎</w:t>
+          <w:color w:val="1F6FB2"/>
+          <w:sz w:val="20"/>
+        </w:rPr>
+        <w:t>郭甲醛</w:t>
       </w:r>
       <w:r>
         <w:rPr>
@@ -3543,7 +3525,7 @@
           <w:b w:val="0"/>
           <w:sz w:val="21"/>
         </w:rPr>
-        <w:t>给我来一套山东真题！</w:t>
+        <w:t>脑子也转起来了。</w:t>
       </w:r>
     </w:p>
     <w:p>
@@ -3555,10 +3537,10 @@
         <w:rPr>
           <w:rFonts w:ascii="Times New Roman" w:hAnsi="Times New Roman" w:eastAsia="黑体"/>
           <w:b/>
-          <w:color w:val="A82B1E"/>
-          <w:sz w:val="20"/>
-        </w:rPr>
-        <w:t>孔令美</w:t>
+          <w:color w:val="2E7D5B"/>
+          <w:sz w:val="20"/>
+        </w:rPr>
+        <w:t>于莎莎</w:t>
       </w:r>
       <w:r>
         <w:rPr>
@@ -3575,7 +3557,7 @@
           <w:b w:val="0"/>
           <w:sz w:val="21"/>
         </w:rPr>
-        <w:t>老师啊，现在就给你找难题。</w:t>
+        <w:t>给我来一套山东真题！</w:t>
       </w:r>
     </w:p>
     <w:p>
@@ -3587,10 +3569,10 @@
         <w:rPr>
           <w:rFonts w:ascii="Times New Roman" w:hAnsi="Times New Roman" w:eastAsia="黑体"/>
           <w:b/>
-          <w:color w:val="2E7D5B"/>
-          <w:sz w:val="20"/>
-        </w:rPr>
-        <w:t>于莎莎</w:t>
+          <w:color w:val="A82B1E"/>
+          <w:sz w:val="20"/>
+        </w:rPr>
+        <w:t>孔令美</w:t>
       </w:r>
       <w:r>
         <w:rPr>
@@ -3607,7 +3589,7 @@
           <w:b w:val="0"/>
           <w:sz w:val="21"/>
         </w:rPr>
-        <w:t>谢谢老师！</w:t>
+        <w:t>老师啊，现在就给你找难题。</w:t>
       </w:r>
     </w:p>
     <w:p>
@@ -3639,7 +3621,7 @@
           <w:b w:val="0"/>
           <w:sz w:val="21"/>
         </w:rPr>
-        <w:t>同学，我已经很久没有在一件事情里找到唯一的解了。</w:t>
+        <w:t>谢谢老师！</w:t>
       </w:r>
     </w:p>
     <w:p>
@@ -3651,10 +3633,10 @@
         <w:rPr>
           <w:rFonts w:ascii="Times New Roman" w:hAnsi="Times New Roman" w:eastAsia="黑体"/>
           <w:b/>
-          <w:color w:val="8A5A00"/>
-          <w:sz w:val="20"/>
-        </w:rPr>
-        <w:t>何欢</w:t>
+          <w:color w:val="2E7D5B"/>
+          <w:sz w:val="20"/>
+        </w:rPr>
+        <w:t>于莎莎</w:t>
       </w:r>
       <w:r>
         <w:rPr>
@@ -3671,7 +3653,7 @@
           <w:b w:val="0"/>
           <w:sz w:val="21"/>
         </w:rPr>
-        <w:t>孔老师。</w:t>
+        <w:t>同学，我已经很久没有在一件事情里找到唯一的解了。</w:t>
       </w:r>
     </w:p>
     <w:p>
@@ -3703,7 +3685,7 @@
           <w:b w:val="0"/>
           <w:sz w:val="21"/>
         </w:rPr>
-        <w:t>何欢……还是刘欢呢？</w:t>
+        <w:t>孔老师。</w:t>
       </w:r>
     </w:p>
     <w:p>
@@ -3747,10 +3729,10 @@
         <w:rPr>
           <w:rFonts w:ascii="Times New Roman" w:hAnsi="Times New Roman" w:eastAsia="黑体"/>
           <w:b/>
-          <w:color w:val="8A5A00"/>
-          <w:sz w:val="20"/>
-        </w:rPr>
-        <w:t>何欢</w:t>
+          <w:color w:val="2E7D5B"/>
+          <w:sz w:val="20"/>
+        </w:rPr>
+        <w:t>于莎莎</w:t>
       </w:r>
       <w:r>
         <w:rPr>
@@ -3767,7 +3749,7 @@
           <w:b w:val="0"/>
           <w:sz w:val="21"/>
         </w:rPr>
-        <w:t>老师，您还认得我？</w:t>
+        <w:t>一眼就认出来了？</w:t>
       </w:r>
     </w:p>
     <w:p>
@@ -3799,7 +3781,7 @@
           <w:b w:val="0"/>
           <w:sz w:val="21"/>
         </w:rPr>
-        <w:t>老师主要是认得字。</w:t>
+        <w:t>还是刘欢呢？何欢。</w:t>
       </w:r>
     </w:p>
     <w:p>
@@ -3831,7 +3813,7 @@
           <w:b w:val="0"/>
           <w:sz w:val="21"/>
         </w:rPr>
-        <w:t>孔老师，教师节快乐。</w:t>
+        <w:t>老师，您还认得我？</w:t>
       </w:r>
     </w:p>
     <w:p>
@@ -3843,10 +3825,10 @@
         <w:rPr>
           <w:rFonts w:ascii="Times New Roman" w:hAnsi="Times New Roman" w:eastAsia="黑体"/>
           <w:b/>
-          <w:color w:val="A82B1E"/>
-          <w:sz w:val="20"/>
-        </w:rPr>
-        <w:t>孔令美</w:t>
+          <w:color w:val="1F6FB2"/>
+          <w:sz w:val="20"/>
+        </w:rPr>
+        <w:t>郭甲醛</w:t>
       </w:r>
       <w:r>
         <w:rPr>
@@ -3863,7 +3845,7 @@
           <w:b w:val="0"/>
           <w:sz w:val="21"/>
         </w:rPr>
-        <w:t>快乐。</w:t>
+        <w:t>老师主要是认得字。</w:t>
       </w:r>
     </w:p>
     <w:p>
@@ -3875,10 +3857,10 @@
         <w:rPr>
           <w:rFonts w:ascii="Times New Roman" w:hAnsi="Times New Roman" w:eastAsia="黑体"/>
           <w:b/>
-          <w:color w:val="A82B1E"/>
-          <w:sz w:val="20"/>
-        </w:rPr>
-        <w:t>孔令美</w:t>
+          <w:color w:val="8A5A00"/>
+          <w:sz w:val="20"/>
+        </w:rPr>
+        <w:t>何欢</w:t>
       </w:r>
       <w:r>
         <w:rPr>
@@ -3895,7 +3877,7 @@
           <w:b w:val="0"/>
           <w:sz w:val="21"/>
         </w:rPr>
-        <w:t>快乐。</w:t>
+        <w:t>孔老师，教师节快乐。</w:t>
       </w:r>
     </w:p>
     <w:p>
@@ -3907,10 +3889,10 @@
         <w:rPr>
           <w:rFonts w:ascii="Times New Roman" w:hAnsi="Times New Roman" w:eastAsia="黑体"/>
           <w:b/>
-          <w:color w:val="8A5A00"/>
-          <w:sz w:val="20"/>
-        </w:rPr>
-        <w:t>何欢</w:t>
+          <w:color w:val="A82B1E"/>
+          <w:sz w:val="20"/>
+        </w:rPr>
+        <w:t>孔令美</w:t>
       </w:r>
       <w:r>
         <w:rPr>
@@ -3927,7 +3909,7 @@
           <w:b w:val="0"/>
           <w:sz w:val="21"/>
         </w:rPr>
-        <w:t>孔老师，这么多年没见，您还是和当年一样，栩栩如生。</w:t>
+        <w:t>快乐。</w:t>
       </w:r>
     </w:p>
     <w:p>
@@ -3959,7 +3941,7 @@
           <w:b w:val="0"/>
           <w:sz w:val="21"/>
         </w:rPr>
-        <w:t>你来得正好，老师正缺一个反面教材。来，过来。</w:t>
+        <w:t>快乐。</w:t>
       </w:r>
     </w:p>
     <w:p>
@@ -3971,10 +3953,10 @@
         <w:rPr>
           <w:rFonts w:ascii="Times New Roman" w:hAnsi="Times New Roman" w:eastAsia="黑体"/>
           <w:b/>
-          <w:color w:val="A82B1E"/>
-          <w:sz w:val="20"/>
-        </w:rPr>
-        <w:t>孔令美</w:t>
+          <w:color w:val="8A5A00"/>
+          <w:sz w:val="20"/>
+        </w:rPr>
+        <w:t>何欢</w:t>
       </w:r>
       <w:r>
         <w:rPr>
@@ -3991,7 +3973,7 @@
           <w:b w:val="0"/>
           <w:sz w:val="21"/>
         </w:rPr>
-        <w:t>这个是你何欢师哥。我跟你说，语文成绩从来没突破过一位数。</w:t>
+        <w:t>孔老师，这么多年没见，您还是和当年一样，栩栩如生。</w:t>
       </w:r>
     </w:p>
     <w:p>
@@ -4003,10 +3985,10 @@
         <w:rPr>
           <w:rFonts w:ascii="Times New Roman" w:hAnsi="Times New Roman" w:eastAsia="黑体"/>
           <w:b/>
-          <w:color w:val="1F6FB2"/>
-          <w:sz w:val="20"/>
-        </w:rPr>
-        <w:t>郭甲醛</w:t>
+          <w:color w:val="A82B1E"/>
+          <w:sz w:val="20"/>
+        </w:rPr>
+        <w:t>孔令美</w:t>
       </w:r>
       <w:r>
         <w:rPr>
@@ -4023,7 +4005,7 @@
           <w:b w:val="0"/>
           <w:sz w:val="21"/>
         </w:rPr>
-        <w:t>这也挺不好考的，我得学学。</w:t>
+        <w:t>你来得正好，老师正缺一个反面教材。来，过来。</w:t>
       </w:r>
     </w:p>
     <w:p>
@@ -4055,7 +4037,7 @@
           <w:b w:val="0"/>
           <w:sz w:val="21"/>
         </w:rPr>
-        <w:t>学不容易，学坏一出溜。</w:t>
+        <w:t>这个是你何欢师哥。我跟你说，语文成绩从来没突破过一位数。</w:t>
       </w:r>
     </w:p>
     <w:p>
@@ -4067,10 +4049,10 @@
         <w:rPr>
           <w:rFonts w:ascii="Times New Roman" w:hAnsi="Times New Roman" w:eastAsia="黑体"/>
           <w:b/>
-          <w:color w:val="A82B1E"/>
-          <w:sz w:val="20"/>
-        </w:rPr>
-        <w:t>孔令美</w:t>
+          <w:color w:val="1F6FB2"/>
+          <w:sz w:val="20"/>
+        </w:rPr>
+        <w:t>郭甲醛</w:t>
       </w:r>
       <w:r>
         <w:rPr>
@@ -4087,7 +4069,7 @@
           <w:b w:val="0"/>
           <w:sz w:val="21"/>
         </w:rPr>
-        <w:t>何欢啊，老师问你，你现在过得怎么样了？</w:t>
+        <w:t>这也挺不好考的，我得学学。</w:t>
       </w:r>
     </w:p>
     <w:p>
@@ -4099,10 +4081,10 @@
         <w:rPr>
           <w:rFonts w:ascii="Times New Roman" w:hAnsi="Times New Roman" w:eastAsia="黑体"/>
           <w:b/>
-          <w:color w:val="8A5A00"/>
-          <w:sz w:val="20"/>
-        </w:rPr>
-        <w:t>何欢</w:t>
+          <w:color w:val="A82B1E"/>
+          <w:sz w:val="20"/>
+        </w:rPr>
+        <w:t>孔令美</w:t>
       </w:r>
       <w:r>
         <w:rPr>
@@ -4119,7 +4101,7 @@
           <w:b w:val="0"/>
           <w:sz w:val="21"/>
         </w:rPr>
-        <w:t>太难了。</w:t>
+        <w:t>学不容易，学坏一出溜。</w:t>
       </w:r>
     </w:p>
     <w:p>
@@ -4151,7 +4133,7 @@
           <w:b w:val="0"/>
           <w:sz w:val="21"/>
         </w:rPr>
-        <w:t>太好了。老师没别的意思啊。</w:t>
+        <w:t>何欢啊，老师问你，你现在过得怎么样了？</w:t>
       </w:r>
     </w:p>
     <w:p>
@@ -4163,10 +4145,10 @@
         <w:rPr>
           <w:rFonts w:ascii="Times New Roman" w:hAnsi="Times New Roman" w:eastAsia="黑体"/>
           <w:b/>
-          <w:color w:val="A82B1E"/>
-          <w:sz w:val="20"/>
-        </w:rPr>
-        <w:t>孔令美</w:t>
+          <w:color w:val="8A5A00"/>
+          <w:sz w:val="20"/>
+        </w:rPr>
+        <w:t>何欢</w:t>
       </w:r>
       <w:r>
         <w:rPr>
@@ -4183,7 +4165,7 @@
           <w:b w:val="0"/>
           <w:sz w:val="21"/>
         </w:rPr>
-        <w:t>你现在不好好学习，就跟你何欢师哥一样了。</w:t>
+        <w:t>太难了。</w:t>
       </w:r>
     </w:p>
     <w:p>
@@ -4195,10 +4177,10 @@
         <w:rPr>
           <w:rFonts w:ascii="Times New Roman" w:hAnsi="Times New Roman" w:eastAsia="黑体"/>
           <w:b/>
-          <w:color w:val="1F6FB2"/>
-          <w:sz w:val="20"/>
-        </w:rPr>
-        <w:t>郭甲醛</w:t>
+          <w:color w:val="A82B1E"/>
+          <w:sz w:val="20"/>
+        </w:rPr>
+        <w:t>孔令美</w:t>
       </w:r>
       <w:r>
         <w:rPr>
@@ -4215,7 +4197,7 @@
           <w:b w:val="0"/>
           <w:sz w:val="21"/>
         </w:rPr>
-        <w:t>师哥这是咋啦？</w:t>
+        <w:t>太好了。老师没别的意思啊。</w:t>
       </w:r>
     </w:p>
     <w:p>
@@ -4227,10 +4209,10 @@
         <w:rPr>
           <w:rFonts w:ascii="Times New Roman" w:hAnsi="Times New Roman" w:eastAsia="黑体"/>
           <w:b/>
-          <w:color w:val="8A5A00"/>
-          <w:sz w:val="20"/>
-        </w:rPr>
-        <w:t>何欢</w:t>
+          <w:color w:val="A82B1E"/>
+          <w:sz w:val="20"/>
+        </w:rPr>
+        <w:t>孔令美</w:t>
       </w:r>
       <w:r>
         <w:rPr>
@@ -4247,7 +4229,7 @@
           <w:b w:val="0"/>
           <w:sz w:val="21"/>
         </w:rPr>
-        <w:t>同学您好，您现在站的这个位置，我当年也站过。</w:t>
+        <w:t>你现在不好好学习，就跟你何欢师哥一样了。</w:t>
       </w:r>
     </w:p>
     <w:p>
@@ -4259,10 +4241,10 @@
         <w:rPr>
           <w:rFonts w:ascii="Times New Roman" w:hAnsi="Times New Roman" w:eastAsia="黑体"/>
           <w:b/>
-          <w:color w:val="8A5A00"/>
-          <w:sz w:val="20"/>
-        </w:rPr>
-        <w:t>何欢</w:t>
+          <w:color w:val="1F6FB2"/>
+          <w:sz w:val="20"/>
+        </w:rPr>
+        <w:t>郭甲醛</w:t>
       </w:r>
       <w:r>
         <w:rPr>
@@ -4279,7 +4261,7 @@
           <w:b w:val="0"/>
           <w:sz w:val="21"/>
         </w:rPr>
-        <w:t>我们两个的情形。</w:t>
+        <w:t>师哥这是咋啦？</w:t>
       </w:r>
     </w:p>
     <w:p>
@@ -4311,7 +4293,7 @@
           <w:b w:val="0"/>
           <w:sz w:val="21"/>
         </w:rPr>
-        <w:t>那字念辙吧。</w:t>
+        <w:t>同学您好，您现在站的这个位置，我当年也站过。</w:t>
       </w:r>
     </w:p>
     <w:p>
@@ -4323,10 +4305,10 @@
         <w:rPr>
           <w:rFonts w:ascii="Times New Roman" w:hAnsi="Times New Roman" w:eastAsia="黑体"/>
           <w:b/>
-          <w:color w:val="A82B1E"/>
-          <w:sz w:val="20"/>
-        </w:rPr>
-        <w:t>孔令美</w:t>
+          <w:color w:val="8A5A00"/>
+          <w:sz w:val="20"/>
+        </w:rPr>
+        <w:t>何欢</w:t>
       </w:r>
       <w:r>
         <w:rPr>
@@ -4343,7 +4325,7 @@
           <w:b w:val="0"/>
           <w:sz w:val="21"/>
         </w:rPr>
-        <w:t>我跟你说啊，你何欢师哥呀，不好好学习，你看见混成啥样了——</w:t>
+        <w:t>我们两个的情形，真的是如出一辙。</w:t>
       </w:r>
     </w:p>
     <w:p>
@@ -4355,10 +4337,10 @@
         <w:rPr>
           <w:rFonts w:ascii="Times New Roman" w:hAnsi="Times New Roman" w:eastAsia="黑体"/>
           <w:b/>
-          <w:color w:val="8A5A00"/>
-          <w:sz w:val="20"/>
-        </w:rPr>
-        <w:t>何欢</w:t>
+          <w:color w:val="1F6FB2"/>
+          <w:sz w:val="20"/>
+        </w:rPr>
+        <w:t>郭甲醛</w:t>
       </w:r>
       <w:r>
         <w:rPr>
@@ -4375,7 +4357,7 @@
           <w:b w:val="0"/>
           <w:sz w:val="21"/>
         </w:rPr>
-        <w:t>混成大老板了。</w:t>
+        <w:t>那字念辙吧！</w:t>
       </w:r>
     </w:p>
     <w:p>
@@ -4407,7 +4389,7 @@
           <w:b w:val="0"/>
           <w:sz w:val="21"/>
         </w:rPr>
-        <w:t>你混成啥样都没事，但撒谎性质可变了。</w:t>
+        <w:t>我跟你说啊，你何欢师哥呀，不好好学习，你看见混成啥样了——</w:t>
       </w:r>
     </w:p>
     <w:p>
@@ -4439,7 +4421,7 @@
           <w:b w:val="0"/>
           <w:sz w:val="21"/>
         </w:rPr>
-        <w:t>2024年，十大杰出人物，上面那个房地产大亨就是我。</w:t>
+        <w:t>混成大老板了。</w:t>
       </w:r>
     </w:p>
     <w:p>
@@ -4471,7 +4453,7 @@
           <w:b w:val="0"/>
           <w:sz w:val="21"/>
         </w:rPr>
-        <w:t>大亨吧。</w:t>
+        <w:t>你混成啥样都没事，但撒谎性质可变了。</w:t>
       </w:r>
     </w:p>
     <w:p>
@@ -4503,7 +4485,7 @@
           <w:b w:val="0"/>
           <w:sz w:val="21"/>
         </w:rPr>
-        <w:t>孔老师，这些年我在上海沉浮，支撑我的一直是您送我的那句话——天生我材必有用！</w:t>
+        <w:t>2024年，十大杰出人物，上面那个房地产大亨就是我。</w:t>
       </w:r>
     </w:p>
     <w:p>
@@ -4515,10 +4497,10 @@
         <w:rPr>
           <w:rFonts w:ascii="Times New Roman" w:hAnsi="Times New Roman" w:eastAsia="黑体"/>
           <w:b/>
-          <w:color w:val="A82B1E"/>
-          <w:sz w:val="20"/>
-        </w:rPr>
-        <w:t>孔令美</w:t>
+          <w:color w:val="1F6FB2"/>
+          <w:sz w:val="20"/>
+        </w:rPr>
+        <w:t>郭甲醛</w:t>
       </w:r>
       <w:r>
         <w:rPr>
@@ -4535,7 +4517,7 @@
           <w:b w:val="0"/>
           <w:sz w:val="21"/>
         </w:rPr>
-        <w:t>是这么断句的吗？你把老师教给你的都还给老师了。</w:t>
+        <w:t>大亨吧！</w:t>
       </w:r>
     </w:p>
     <w:p>
@@ -4567,7 +4549,7 @@
           <w:b w:val="0"/>
           <w:sz w:val="21"/>
         </w:rPr>
-        <w:t>孔老师，你再说……</w:t>
+        <w:t>孔老师，这些年我在上海沉浮，支撑我的一直是您送我的那句话——天生我材必有用！</w:t>
       </w:r>
     </w:p>
     <w:p>
@@ -4579,10 +4561,10 @@
         <w:rPr>
           <w:rFonts w:ascii="Times New Roman" w:hAnsi="Times New Roman" w:eastAsia="黑体"/>
           <w:b/>
-          <w:color w:val="A82B1E"/>
-          <w:sz w:val="20"/>
-        </w:rPr>
-        <w:t>孔令美</w:t>
+          <w:color w:val="1F6FB2"/>
+          <w:sz w:val="20"/>
+        </w:rPr>
+        <w:t>郭甲醛</w:t>
       </w:r>
       <w:r>
         <w:rPr>
@@ -4599,7 +4581,7 @@
           <w:b w:val="0"/>
           <w:sz w:val="21"/>
         </w:rPr>
-        <w:t>咋的？说你两句都不乐意了？</w:t>
+        <w:t>是这么断句的吗？</w:t>
       </w:r>
     </w:p>
     <w:p>
@@ -4611,10 +4593,10 @@
         <w:rPr>
           <w:rFonts w:ascii="Times New Roman" w:hAnsi="Times New Roman" w:eastAsia="黑体"/>
           <w:b/>
-          <w:color w:val="8A5A00"/>
-          <w:sz w:val="20"/>
-        </w:rPr>
-        <w:t>何欢</w:t>
+          <w:color w:val="A82B1E"/>
+          <w:sz w:val="20"/>
+        </w:rPr>
+        <w:t>孔令美</w:t>
       </w:r>
       <w:r>
         <w:rPr>
@@ -4631,7 +4613,7 @@
           <w:b w:val="0"/>
           <w:sz w:val="21"/>
         </w:rPr>
-        <w:t>特别乐意。这些年所有人都捧我，我特别怀念您对我的敦敦教诲。</w:t>
+        <w:t>你把老师教给你的都还给老师了啊？</w:t>
       </w:r>
     </w:p>
     <w:p>
@@ -4643,10 +4625,10 @@
         <w:rPr>
           <w:rFonts w:ascii="Times New Roman" w:hAnsi="Times New Roman" w:eastAsia="黑体"/>
           <w:b/>
-          <w:color w:val="A82B1E"/>
-          <w:sz w:val="20"/>
-        </w:rPr>
-        <w:t>孔令美</w:t>
+          <w:color w:val="8A5A00"/>
+          <w:sz w:val="20"/>
+        </w:rPr>
+        <w:t>何欢</w:t>
       </w:r>
       <w:r>
         <w:rPr>
@@ -4663,7 +4645,7 @@
           <w:b w:val="0"/>
           <w:sz w:val="21"/>
         </w:rPr>
-        <w:t>你是飘了。</w:t>
+        <w:t>孔老师，你再说……</w:t>
       </w:r>
     </w:p>
     <w:p>
@@ -4695,7 +4677,7 @@
           <w:b w:val="0"/>
           <w:sz w:val="21"/>
         </w:rPr>
-        <w:t>我跟你说，我看见你呀，就想起当年了。</w:t>
+        <w:t>咋的？说你两句都不乐意了？</w:t>
       </w:r>
     </w:p>
     <w:p>
@@ -4707,10 +4689,10 @@
         <w:rPr>
           <w:rFonts w:ascii="Times New Roman" w:hAnsi="Times New Roman" w:eastAsia="黑体"/>
           <w:b/>
-          <w:color w:val="A82B1E"/>
-          <w:sz w:val="20"/>
-        </w:rPr>
-        <w:t>孔令美</w:t>
+          <w:color w:val="8A5A00"/>
+          <w:sz w:val="20"/>
+        </w:rPr>
+        <w:t>何欢</w:t>
       </w:r>
       <w:r>
         <w:rPr>
@@ -4727,7 +4709,7 @@
           <w:b w:val="0"/>
           <w:sz w:val="21"/>
         </w:rPr>
-        <w:t>在我课上啊，就在背后搞小动作，那给我气的。</w:t>
+        <w:t>特别乐意。这些年所有人都捧我，我特别怀念您对我的敦敦教诲。</w:t>
       </w:r>
     </w:p>
     <w:p>
@@ -4739,10 +4721,10 @@
         <w:rPr>
           <w:rFonts w:ascii="Times New Roman" w:hAnsi="Times New Roman" w:eastAsia="黑体"/>
           <w:b/>
-          <w:color w:val="1F6FB2"/>
-          <w:sz w:val="20"/>
-        </w:rPr>
-        <w:t>郭甲醛</w:t>
+          <w:color w:val="A82B1E"/>
+          <w:sz w:val="20"/>
+        </w:rPr>
+        <w:t>孔令美</w:t>
       </w:r>
       <w:r>
         <w:rPr>
@@ -4759,7 +4741,7 @@
           <w:b w:val="0"/>
           <w:sz w:val="21"/>
         </w:rPr>
-        <w:t>同学，我做题呢。</w:t>
+        <w:t>你是飘了。</w:t>
       </w:r>
     </w:p>
     <w:p>
@@ -4771,10 +4753,10 @@
         <w:rPr>
           <w:rFonts w:ascii="Times New Roman" w:hAnsi="Times New Roman" w:eastAsia="黑体"/>
           <w:b/>
-          <w:color w:val="8A5A00"/>
-          <w:sz w:val="20"/>
-        </w:rPr>
-        <w:t>何欢</w:t>
+          <w:color w:val="A82B1E"/>
+          <w:sz w:val="20"/>
+        </w:rPr>
+        <w:t>孔令美</w:t>
       </w:r>
       <w:r>
         <w:rPr>
@@ -4791,7 +4773,7 @@
           <w:b w:val="0"/>
           <w:sz w:val="21"/>
         </w:rPr>
-        <w:t>哎，我可没带手机哦。</w:t>
+        <w:t>我跟你说，我看见你呀，就想起当年了。</w:t>
       </w:r>
     </w:p>
     <w:p>
@@ -4823,7 +4805,7 @@
           <w:b w:val="0"/>
           <w:sz w:val="21"/>
         </w:rPr>
-        <w:t>又在背后搞小动作呀！</w:t>
+        <w:t>在我课上啊，就在背后搞小动作，那给我气的。</w:t>
       </w:r>
     </w:p>
     <w:p>
@@ -4835,10 +4817,10 @@
         <w:rPr>
           <w:rFonts w:ascii="Times New Roman" w:hAnsi="Times New Roman" w:eastAsia="黑体"/>
           <w:b/>
-          <w:color w:val="8A5A00"/>
-          <w:sz w:val="20"/>
-        </w:rPr>
-        <w:t>何欢</w:t>
+          <w:color w:val="1F6FB2"/>
+          <w:sz w:val="20"/>
+        </w:rPr>
+        <w:t>郭甲醛</w:t>
       </w:r>
       <w:r>
         <w:rPr>
@@ -4855,7 +4837,7 @@
           <w:b w:val="0"/>
           <w:sz w:val="21"/>
         </w:rPr>
-        <w:t>孔老师，是，这正是我要感谢您的地方。</w:t>
+        <w:t>同学，我做题呢。</w:t>
       </w:r>
     </w:p>
     <w:p>
@@ -4887,7 +4869,7 @@
           <w:b w:val="0"/>
           <w:sz w:val="21"/>
         </w:rPr>
-        <w:t>当年您不让我在课上搞小动作，成就了我在商海里的大动作。</w:t>
+        <w:t>哎，我可没带手机哦。</w:t>
       </w:r>
     </w:p>
     <w:p>
@@ -4899,10 +4881,10 @@
         <w:rPr>
           <w:rFonts w:ascii="Times New Roman" w:hAnsi="Times New Roman" w:eastAsia="黑体"/>
           <w:b/>
-          <w:color w:val="8A5A00"/>
-          <w:sz w:val="20"/>
-        </w:rPr>
-        <w:t>何欢</w:t>
+          <w:color w:val="A82B1E"/>
+          <w:sz w:val="20"/>
+        </w:rPr>
+        <w:t>孔令美</w:t>
       </w:r>
       <w:r>
         <w:rPr>
@@ -4919,7 +4901,7 @@
           <w:b w:val="0"/>
           <w:sz w:val="21"/>
         </w:rPr>
-        <w:t>我靠出租漫画书，完成了我的原始积累。</w:t>
+        <w:t>又在背后搞小动作呀！</w:t>
       </w:r>
     </w:p>
     <w:p>
@@ -4951,7 +4933,7 @@
           <w:b w:val="0"/>
           <w:sz w:val="21"/>
         </w:rPr>
-        <w:t>如今我OK了，我要回馈母校。</w:t>
+        <w:t>孔老师，是，这正是我要感谢您的地方。</w:t>
       </w:r>
     </w:p>
     <w:p>
@@ -4983,7 +4965,7 @@
           <w:b w:val="0"/>
           <w:sz w:val="21"/>
         </w:rPr>
-        <w:t>乌鸦反哺。</w:t>
+        <w:t>当年您不让我在课上搞小动作，成就了我在商海里的大动作。</w:t>
       </w:r>
     </w:p>
     <w:p>
@@ -4995,10 +4977,10 @@
         <w:rPr>
           <w:rFonts w:ascii="Times New Roman" w:hAnsi="Times New Roman" w:eastAsia="黑体"/>
           <w:b/>
-          <w:color w:val="1F6FB2"/>
-          <w:sz w:val="20"/>
-        </w:rPr>
-        <w:t>郭甲醛</w:t>
+          <w:color w:val="8A5A00"/>
+          <w:sz w:val="20"/>
+        </w:rPr>
+        <w:t>何欢</w:t>
       </w:r>
       <w:r>
         <w:rPr>
@@ -5015,7 +4997,7 @@
           <w:b w:val="0"/>
           <w:sz w:val="21"/>
         </w:rPr>
-        <w:t>咱要是没文化，就别老用成语了，行吗？</w:t>
+        <w:t>我靠出租漫画书，完成了我的原始积累。</w:t>
       </w:r>
     </w:p>
     <w:p>
@@ -5047,7 +5029,7 @@
           <w:b w:val="0"/>
           <w:sz w:val="21"/>
         </w:rPr>
-        <w:t>抱歉，有点词不达意。</w:t>
+        <w:t>如今我OK了，我要回馈母校。</w:t>
       </w:r>
     </w:p>
     <w:p>
@@ -5059,10 +5041,10 @@
         <w:rPr>
           <w:rFonts w:ascii="Times New Roman" w:hAnsi="Times New Roman" w:eastAsia="黑体"/>
           <w:b/>
-          <w:color w:val="A82B1E"/>
-          <w:sz w:val="20"/>
-        </w:rPr>
-        <w:t>孔令美</w:t>
+          <w:color w:val="8A5A00"/>
+          <w:sz w:val="20"/>
+        </w:rPr>
+        <w:t>何欢</w:t>
       </w:r>
       <w:r>
         <w:rPr>
@@ -5079,7 +5061,7 @@
           <w:b w:val="0"/>
           <w:sz w:val="21"/>
         </w:rPr>
-        <w:t>你说说你这。</w:t>
+        <w:t>乌鸦反哺。</w:t>
       </w:r>
     </w:p>
     <w:p>
@@ -5091,10 +5073,10 @@
         <w:rPr>
           <w:rFonts w:ascii="Times New Roman" w:hAnsi="Times New Roman" w:eastAsia="黑体"/>
           <w:b/>
-          <w:color w:val="8A5A00"/>
-          <w:sz w:val="20"/>
-        </w:rPr>
-        <w:t>何欢</w:t>
+          <w:color w:val="1F6FB2"/>
+          <w:sz w:val="20"/>
+        </w:rPr>
+        <w:t>郭甲醛</w:t>
       </w:r>
       <w:r>
         <w:rPr>
@@ -5111,7 +5093,7 @@
           <w:b w:val="0"/>
           <w:sz w:val="21"/>
         </w:rPr>
-        <w:t>孔老师，我当年多么希望我们的学校能拥有一座图书馆。</w:t>
+        <w:t>咱要是没文化，就别老用成语了，行吗？</w:t>
       </w:r>
     </w:p>
     <w:p>
@@ -5143,7 +5125,7 @@
           <w:b w:val="0"/>
           <w:sz w:val="21"/>
         </w:rPr>
-        <w:t>今天，我要做一个决定——为我们的母校，捐赠一套图书。</w:t>
+        <w:t>抱歉，有点词不达意。</w:t>
       </w:r>
     </w:p>
     <w:p>
@@ -5155,10 +5137,10 @@
         <w:rPr>
           <w:rFonts w:ascii="Times New Roman" w:hAnsi="Times New Roman" w:eastAsia="黑体"/>
           <w:b/>
-          <w:color w:val="1F6FB2"/>
-          <w:sz w:val="20"/>
-        </w:rPr>
-        <w:t>郭甲醛</w:t>
+          <w:color w:val="A82B1E"/>
+          <w:sz w:val="20"/>
+        </w:rPr>
+        <w:t>孔令美</w:t>
       </w:r>
       <w:r>
         <w:rPr>
@@ -5175,7 +5157,7 @@
           <w:b w:val="0"/>
           <w:sz w:val="21"/>
         </w:rPr>
-        <w:t>没馆呐。</w:t>
+        <w:t>你说说你这。</w:t>
       </w:r>
     </w:p>
     <w:p>
@@ -5187,10 +5169,10 @@
         <w:rPr>
           <w:rFonts w:ascii="Times New Roman" w:hAnsi="Times New Roman" w:eastAsia="黑体"/>
           <w:b/>
-          <w:color w:val="1F6FB2"/>
-          <w:sz w:val="20"/>
-        </w:rPr>
-        <w:t>郭甲醛</w:t>
+          <w:color w:val="8A5A00"/>
+          <w:sz w:val="20"/>
+        </w:rPr>
+        <w:t>何欢</w:t>
       </w:r>
       <w:r>
         <w:rPr>
@@ -5207,7 +5189,7 @@
           <w:b w:val="0"/>
           <w:sz w:val="21"/>
         </w:rPr>
-        <w:t>你堂堂一个大老板，就捐一套图书？有没有人管过呀？</w:t>
+        <w:t>孔老师，我当年多么希望我们的学校能拥有一座图书馆。</w:t>
       </w:r>
     </w:p>
     <w:p>
@@ -5219,10 +5201,10 @@
         <w:rPr>
           <w:rFonts w:ascii="Times New Roman" w:hAnsi="Times New Roman" w:eastAsia="黑体"/>
           <w:b/>
-          <w:color w:val="A82B1E"/>
-          <w:sz w:val="20"/>
-        </w:rPr>
-        <w:t>孔令美</w:t>
+          <w:color w:val="8A5A00"/>
+          <w:sz w:val="20"/>
+        </w:rPr>
+        <w:t>何欢</w:t>
       </w:r>
       <w:r>
         <w:rPr>
@@ -5239,7 +5221,7 @@
           <w:b w:val="0"/>
           <w:sz w:val="21"/>
         </w:rPr>
-        <w:t>人家做题呢，都回到自己的位置上。</w:t>
+        <w:t>今天，我要做一个决定——为我们的母校，捐赠一套图书。</w:t>
       </w:r>
     </w:p>
     <w:p>
@@ -5271,7 +5253,7 @@
           <w:b w:val="0"/>
           <w:sz w:val="21"/>
         </w:rPr>
-        <w:t>啥意思啊老师？我好像找不着自己位置了。</w:t>
+        <w:t>没馆呐。</w:t>
       </w:r>
     </w:p>
     <w:p>
@@ -5283,10 +5265,10 @@
         <w:rPr>
           <w:rFonts w:ascii="Times New Roman" w:hAnsi="Times New Roman" w:eastAsia="黑体"/>
           <w:b/>
-          <w:color w:val="8A5A00"/>
-          <w:sz w:val="20"/>
-        </w:rPr>
-        <w:t>何欢</w:t>
+          <w:color w:val="1F6FB2"/>
+          <w:sz w:val="20"/>
+        </w:rPr>
+        <w:t>郭甲醛</w:t>
       </w:r>
       <w:r>
         <w:rPr>
@@ -5303,7 +5285,7 @@
           <w:b w:val="0"/>
           <w:sz w:val="21"/>
         </w:rPr>
-        <w:t>这是我的专属位置。熟悉的办公室，熟悉的环境，熟悉的罚站。</w:t>
+        <w:t>你堂堂一个大老板，就捐一套图书？有没有人管过呀？</w:t>
       </w:r>
     </w:p>
     <w:p>
@@ -5315,10 +5297,10 @@
         <w:rPr>
           <w:rFonts w:ascii="Times New Roman" w:hAnsi="Times New Roman" w:eastAsia="黑体"/>
           <w:b/>
-          <w:color w:val="8A5A00"/>
-          <w:sz w:val="20"/>
-        </w:rPr>
-        <w:t>何欢</w:t>
+          <w:color w:val="A82B1E"/>
+          <w:sz w:val="20"/>
+        </w:rPr>
+        <w:t>孔令美</w:t>
       </w:r>
       <w:r>
         <w:rPr>
@@ -5335,7 +5317,7 @@
           <w:b w:val="0"/>
           <w:sz w:val="21"/>
         </w:rPr>
-        <w:t>孔老师，我能申请头顶上再顶几本书吗？</w:t>
+        <w:t>人家做题呢，都回到自己的位置上。</w:t>
       </w:r>
     </w:p>
     <w:p>
@@ -5367,7 +5349,7 @@
           <w:b w:val="0"/>
           <w:sz w:val="21"/>
         </w:rPr>
-        <w:t>师哥，咱罚个站就别这么卷了呗。</w:t>
+        <w:t>啥意思啊老师？我好像找不着自己位置了。</w:t>
       </w:r>
     </w:p>
     <w:p>
@@ -5399,7 +5381,7 @@
           <w:b w:val="0"/>
           <w:sz w:val="21"/>
         </w:rPr>
-        <w:t>同学你不懂，我现在站得太高了，我太飘了，我得压着点。</w:t>
+        <w:t>这是我的专属位置。熟悉的办公室，熟悉的环境，熟悉的罚站。</w:t>
       </w:r>
     </w:p>
     <w:p>
@@ -5431,7 +5413,7 @@
           <w:b w:val="0"/>
           <w:sz w:val="21"/>
         </w:rPr>
-        <w:t>孔老师，我有点找不着北了。</w:t>
+        <w:t>孔老师，我能申请头顶上再顶几本书吗？</w:t>
       </w:r>
     </w:p>
     <w:p>
@@ -5443,10 +5425,10 @@
         <w:rPr>
           <w:rFonts w:ascii="Times New Roman" w:hAnsi="Times New Roman" w:eastAsia="黑体"/>
           <w:b/>
-          <w:color w:val="8A5A00"/>
-          <w:sz w:val="20"/>
-        </w:rPr>
-        <w:t>何欢</w:t>
+          <w:color w:val="1F6FB2"/>
+          <w:sz w:val="20"/>
+        </w:rPr>
+        <w:t>郭甲醛</w:t>
       </w:r>
       <w:r>
         <w:rPr>
@@ -5463,7 +5445,7 @@
           <w:b w:val="0"/>
           <w:sz w:val="21"/>
         </w:rPr>
-        <w:t>我想找北。</w:t>
+        <w:t>师哥，咱罚个站就别这么卷了呗。</w:t>
       </w:r>
     </w:p>
     <w:p>
@@ -5495,7 +5477,7 @@
           <w:b w:val="0"/>
           <w:sz w:val="21"/>
         </w:rPr>
-        <w:t>指北针行吗？我这有个二倍的指北针，你先用着行吗？</w:t>
+        <w:t>同学你不懂，我现在站得太高了，我太飘了，我得压着点。</w:t>
       </w:r>
     </w:p>
     <w:p>
@@ -5507,10 +5489,10 @@
         <w:rPr>
           <w:rFonts w:ascii="Times New Roman" w:hAnsi="Times New Roman" w:eastAsia="黑体"/>
           <w:b/>
-          <w:color w:val="A82B1E"/>
-          <w:sz w:val="20"/>
-        </w:rPr>
-        <w:t>孔令美</w:t>
+          <w:color w:val="8A5A00"/>
+          <w:sz w:val="20"/>
+        </w:rPr>
+        <w:t>何欢</w:t>
       </w:r>
       <w:r>
         <w:rPr>
@@ -5527,7 +5509,7 @@
           <w:b w:val="0"/>
           <w:sz w:val="21"/>
         </w:rPr>
-        <w:t>你呀，飘啊，就是因为没文化。来，拿知识啊，好好压一压。</w:t>
+        <w:t>孔老师，我有点找不着北了。</w:t>
       </w:r>
     </w:p>
     <w:p>
@@ -5539,10 +5521,10 @@
         <w:rPr>
           <w:rFonts w:ascii="Times New Roman" w:hAnsi="Times New Roman" w:eastAsia="黑体"/>
           <w:b/>
-          <w:color w:val="6B4C9A"/>
-          <w:sz w:val="20"/>
-        </w:rPr>
-        <w:t>闫佩伦</w:t>
+          <w:color w:val="8A5A00"/>
+          <w:sz w:val="20"/>
+        </w:rPr>
+        <w:t>何欢</w:t>
       </w:r>
       <w:r>
         <w:rPr>
@@ -5559,7 +5541,7 @@
           <w:b w:val="0"/>
           <w:sz w:val="21"/>
         </w:rPr>
-        <w:t>孔老师。</w:t>
+        <w:t>我想找北。</w:t>
       </w:r>
     </w:p>
     <w:p>
@@ -5571,10 +5553,10 @@
         <w:rPr>
           <w:rFonts w:ascii="Times New Roman" w:hAnsi="Times New Roman" w:eastAsia="黑体"/>
           <w:b/>
-          <w:color w:val="6B4C9A"/>
-          <w:sz w:val="20"/>
-        </w:rPr>
-        <w:t>闫佩伦</w:t>
+          <w:color w:val="8A5A00"/>
+          <w:sz w:val="20"/>
+        </w:rPr>
+        <w:t>何欢</w:t>
       </w:r>
       <w:r>
         <w:rPr>
@@ -5591,7 +5573,7 @@
           <w:b w:val="0"/>
           <w:sz w:val="21"/>
         </w:rPr>
-        <w:t>老师，我回来看看您，送您一束花。</w:t>
+        <w:t>指北针行吗？我这有个二倍的指北针，你先用着行吗？</w:t>
       </w:r>
     </w:p>
     <w:p>
@@ -5623,7 +5605,7 @@
           <w:b w:val="0"/>
           <w:sz w:val="21"/>
         </w:rPr>
-        <w:t>三束了啊。</w:t>
+        <w:t>你呀，飘啊，就是因为没文化。来，拿知识啊，好好压一压。</w:t>
       </w:r>
     </w:p>
     <w:p>
@@ -5635,10 +5617,10 @@
         <w:rPr>
           <w:rFonts w:ascii="Times New Roman" w:hAnsi="Times New Roman" w:eastAsia="黑体"/>
           <w:b/>
-          <w:color w:val="A82B1E"/>
-          <w:sz w:val="20"/>
-        </w:rPr>
-        <w:t>孔令美</w:t>
+          <w:color w:val="6B4C9A"/>
+          <w:sz w:val="20"/>
+        </w:rPr>
+        <w:t>闫佩伦</w:t>
       </w:r>
       <w:r>
         <w:rPr>
@@ -5655,7 +5637,7 @@
           <w:b w:val="0"/>
           <w:sz w:val="21"/>
         </w:rPr>
-        <w:t>你佩伦师哥呀，当年是个体育特长生。在我们年级呀，那是个活力男孩。</w:t>
+        <w:t>孔老师。</w:t>
       </w:r>
     </w:p>
     <w:p>
@@ -5667,10 +5649,10 @@
         <w:rPr>
           <w:rFonts w:ascii="Times New Roman" w:hAnsi="Times New Roman" w:eastAsia="黑体"/>
           <w:b/>
-          <w:color w:val="1F6FB2"/>
-          <w:sz w:val="20"/>
-        </w:rPr>
-        <w:t>郭甲醛</w:t>
+          <w:color w:val="6B4C9A"/>
+          <w:sz w:val="20"/>
+        </w:rPr>
+        <w:t>闫佩伦</w:t>
       </w:r>
       <w:r>
         <w:rPr>
@@ -5687,7 +5669,7 @@
           <w:b w:val="0"/>
           <w:sz w:val="21"/>
         </w:rPr>
-        <w:t>老师，咱先让这活力男孩坐着呢，我看他是不是睡着了。</w:t>
+        <w:t>老师，我回来看看您，送您一束花。</w:t>
       </w:r>
     </w:p>
     <w:p>
@@ -5719,7 +5701,7 @@
           <w:b w:val="0"/>
           <w:sz w:val="21"/>
         </w:rPr>
-        <w:t>怎么了？低血糖了？</w:t>
+        <w:t>三束了啊。</w:t>
       </w:r>
     </w:p>
     <w:p>
@@ -5731,10 +5713,10 @@
         <w:rPr>
           <w:rFonts w:ascii="Times New Roman" w:hAnsi="Times New Roman" w:eastAsia="黑体"/>
           <w:b/>
-          <w:color w:val="1F6FB2"/>
-          <w:sz w:val="20"/>
-        </w:rPr>
-        <w:t>郭甲醛</w:t>
+          <w:color w:val="A82B1E"/>
+          <w:sz w:val="20"/>
+        </w:rPr>
+        <w:t>孔令美</w:t>
       </w:r>
       <w:r>
         <w:rPr>
@@ -5751,7 +5733,7 @@
           <w:b w:val="0"/>
           <w:sz w:val="21"/>
         </w:rPr>
-        <w:t>可能是累的吧。</w:t>
+        <w:t>你佩伦师哥呀，当年是个体育特长生。在我们年级呀，那是个活力男孩。</w:t>
       </w:r>
     </w:p>
     <w:p>
@@ -5783,7 +5765,7 @@
           <w:b w:val="0"/>
           <w:sz w:val="21"/>
         </w:rPr>
-        <w:t>老师，师哥这身体瞅着还不如我呢。你应该不会想拿师哥教育我吧？</w:t>
+        <w:t>老师，咱先让这活力男孩坐着呢，我看他是不是睡着了。</w:t>
       </w:r>
     </w:p>
     <w:p>
@@ -5815,7 +5797,7 @@
           <w:b w:val="0"/>
           <w:sz w:val="21"/>
         </w:rPr>
-        <w:t>怎么不能教育你呀？谁不能教育你呀？</w:t>
+        <w:t>怎么了？低血糖了？</w:t>
       </w:r>
     </w:p>
     <w:p>
@@ -5827,10 +5809,10 @@
         <w:rPr>
           <w:rFonts w:ascii="Times New Roman" w:hAnsi="Times New Roman" w:eastAsia="黑体"/>
           <w:b/>
-          <w:color w:val="A82B1E"/>
-          <w:sz w:val="20"/>
-        </w:rPr>
-        <w:t>孔令美</w:t>
+          <w:color w:val="1F6FB2"/>
+          <w:sz w:val="20"/>
+        </w:rPr>
+        <w:t>郭甲醛</w:t>
       </w:r>
       <w:r>
         <w:rPr>
@@ -5847,7 +5829,7 @@
           <w:b w:val="0"/>
           <w:sz w:val="21"/>
         </w:rPr>
-        <w:t>你师哥呀……我跟你说呀，以前是个体育特长生，可好了。</w:t>
+        <w:t>可能是累的吧。</w:t>
       </w:r>
     </w:p>
     <w:p>
@@ -5859,10 +5841,10 @@
         <w:rPr>
           <w:rFonts w:ascii="Times New Roman" w:hAnsi="Times New Roman" w:eastAsia="黑体"/>
           <w:b/>
-          <w:color w:val="A82B1E"/>
-          <w:sz w:val="20"/>
-        </w:rPr>
-        <w:t>孔令美</w:t>
+          <w:color w:val="1F6FB2"/>
+          <w:sz w:val="20"/>
+        </w:rPr>
+        <w:t>郭甲醛</w:t>
       </w:r>
       <w:r>
         <w:rPr>
@@ -5879,7 +5861,7 @@
           <w:b w:val="0"/>
           <w:sz w:val="21"/>
         </w:rPr>
-        <w:t>你说你呀，成绩不好，你有个特长也倒行啊。</w:t>
+        <w:t>老师，师哥这身体瞅着还不如我呢。你应该不会想拿师哥教育我吧？</w:t>
       </w:r>
     </w:p>
     <w:p>
@@ -5891,10 +5873,10 @@
         <w:rPr>
           <w:rFonts w:ascii="Times New Roman" w:hAnsi="Times New Roman" w:eastAsia="黑体"/>
           <w:b/>
-          <w:color w:val="1F6FB2"/>
-          <w:sz w:val="20"/>
-        </w:rPr>
-        <w:t>郭甲醛</w:t>
+          <w:color w:val="A82B1E"/>
+          <w:sz w:val="20"/>
+        </w:rPr>
+        <w:t>孔令美</w:t>
       </w:r>
       <w:r>
         <w:rPr>
@@ -5911,7 +5893,7 @@
           <w:b w:val="0"/>
           <w:sz w:val="21"/>
         </w:rPr>
-        <w:t>你看啥呢你呀？</w:t>
+        <w:t>怎么不能教育你呀？谁不能教育你呀？</w:t>
       </w:r>
     </w:p>
     <w:p>
@@ -5923,10 +5905,10 @@
         <w:rPr>
           <w:rFonts w:ascii="Times New Roman" w:hAnsi="Times New Roman" w:eastAsia="黑体"/>
           <w:b/>
-          <w:color w:val="1F6FB2"/>
-          <w:sz w:val="20"/>
-        </w:rPr>
-        <w:t>郭甲醛</w:t>
+          <w:color w:val="A82B1E"/>
+          <w:sz w:val="20"/>
+        </w:rPr>
+        <w:t>孔令美</w:t>
       </w:r>
       <w:r>
         <w:rPr>
@@ -5943,7 +5925,7 @@
           <w:b w:val="0"/>
           <w:sz w:val="21"/>
         </w:rPr>
-        <w:t>老师，师哥都睡五六觉了。</w:t>
+        <w:t>你师哥呀……我跟你说呀，以前是个体育特长生，可好了。</w:t>
       </w:r>
     </w:p>
     <w:p>
@@ -5975,7 +5957,7 @@
           <w:b w:val="0"/>
           <w:sz w:val="21"/>
         </w:rPr>
-        <w:t>是吗？啥时候的事？我咋没看着？</w:t>
+        <w:t>你说你呀，成绩不好，你有个特长也倒行啊。</w:t>
       </w:r>
     </w:p>
     <w:p>
@@ -5987,10 +5969,10 @@
         <w:rPr>
           <w:rFonts w:ascii="Times New Roman" w:hAnsi="Times New Roman" w:eastAsia="黑体"/>
           <w:b/>
-          <w:color w:val="A82B1E"/>
-          <w:sz w:val="20"/>
-        </w:rPr>
-        <w:t>孔令美</w:t>
+          <w:color w:val="1F6FB2"/>
+          <w:sz w:val="20"/>
+        </w:rPr>
+        <w:t>郭甲醛</w:t>
       </w:r>
       <w:r>
         <w:rPr>
@@ -6007,7 +5989,7 @@
           <w:b w:val="0"/>
           <w:sz w:val="21"/>
         </w:rPr>
-        <w:t>佩伦啊，佩伦啊。</w:t>
+        <w:t>你看啥呢你呀？</w:t>
       </w:r>
     </w:p>
     <w:p>
@@ -6019,10 +6001,10 @@
         <w:rPr>
           <w:rFonts w:ascii="Times New Roman" w:hAnsi="Times New Roman" w:eastAsia="黑体"/>
           <w:b/>
-          <w:color w:val="A82B1E"/>
-          <w:sz w:val="20"/>
-        </w:rPr>
-        <w:t>孔令美</w:t>
+          <w:color w:val="1F6FB2"/>
+          <w:sz w:val="20"/>
+        </w:rPr>
+        <w:t>郭甲醛</w:t>
       </w:r>
       <w:r>
         <w:rPr>
@@ -6039,7 +6021,7 @@
           <w:b w:val="0"/>
           <w:sz w:val="21"/>
         </w:rPr>
-        <w:t>别玩师哥了。</w:t>
+        <w:t>老师，师哥都睡五六觉了。</w:t>
       </w:r>
     </w:p>
     <w:p>
@@ -6051,10 +6033,10 @@
         <w:rPr>
           <w:rFonts w:ascii="Times New Roman" w:hAnsi="Times New Roman" w:eastAsia="黑体"/>
           <w:b/>
-          <w:color w:val="6B4C9A"/>
-          <w:sz w:val="20"/>
-        </w:rPr>
-        <w:t>闫佩伦</w:t>
+          <w:color w:val="A82B1E"/>
+          <w:sz w:val="20"/>
+        </w:rPr>
+        <w:t>孔令美</w:t>
       </w:r>
       <w:r>
         <w:rPr>
@@ -6071,7 +6053,7 @@
           <w:b w:val="0"/>
           <w:sz w:val="21"/>
         </w:rPr>
-        <w:t>他一听你说话就迷糊。</w:t>
+        <w:t>是吗？啥时候的事？我咋没看着？</w:t>
       </w:r>
     </w:p>
     <w:p>
@@ -6083,10 +6065,10 @@
         <w:rPr>
           <w:rFonts w:ascii="Times New Roman" w:hAnsi="Times New Roman" w:eastAsia="黑体"/>
           <w:b/>
-          <w:color w:val="8A5A00"/>
-          <w:sz w:val="20"/>
-        </w:rPr>
-        <w:t>何欢</w:t>
+          <w:color w:val="A82B1E"/>
+          <w:sz w:val="20"/>
+        </w:rPr>
+        <w:t>孔令美</w:t>
       </w:r>
       <w:r>
         <w:rPr>
@@ -6103,7 +6085,7 @@
           <w:b w:val="0"/>
           <w:sz w:val="21"/>
         </w:rPr>
-        <w:t>孔老师啊，我是回来看您的，怎么感觉没找着您呢？</w:t>
+        <w:t>佩伦啊，佩伦啊。</w:t>
       </w:r>
     </w:p>
     <w:p>
@@ -6135,7 +6117,7 @@
           <w:b w:val="0"/>
           <w:sz w:val="21"/>
         </w:rPr>
-        <w:t>让我先讲两句啊。给你师哥拿点水去。</w:t>
+        <w:t>别玩师哥了。</w:t>
       </w:r>
     </w:p>
     <w:p>
@@ -6167,7 +6149,7 @@
           <w:b w:val="0"/>
           <w:sz w:val="21"/>
         </w:rPr>
-        <w:t>孔老师，这两年工作压力太大了。</w:t>
+        <w:t>他一听你说话就迷糊。</w:t>
       </w:r>
     </w:p>
     <w:p>
@@ -6179,10 +6161,10 @@
         <w:rPr>
           <w:rFonts w:ascii="Times New Roman" w:hAnsi="Times New Roman" w:eastAsia="黑体"/>
           <w:b/>
-          <w:color w:val="6B4C9A"/>
-          <w:sz w:val="20"/>
-        </w:rPr>
-        <w:t>闫佩伦</w:t>
+          <w:color w:val="8A5A00"/>
+          <w:sz w:val="20"/>
+        </w:rPr>
+        <w:t>何欢</w:t>
       </w:r>
       <w:r>
         <w:rPr>
@@ -6199,7 +6181,7 @@
           <w:b w:val="0"/>
           <w:sz w:val="21"/>
         </w:rPr>
-        <w:t>我就想起那时候，你一说话我就犯困。</w:t>
+        <w:t>孔老师啊，我是回来看您的，怎么感觉没找着您呢？</w:t>
       </w:r>
     </w:p>
     <w:p>
@@ -6211,10 +6193,10 @@
         <w:rPr>
           <w:rFonts w:ascii="Times New Roman" w:hAnsi="Times New Roman" w:eastAsia="黑体"/>
           <w:b/>
-          <w:color w:val="6B4C9A"/>
-          <w:sz w:val="20"/>
-        </w:rPr>
-        <w:t>闫佩伦</w:t>
+          <w:color w:val="A82B1E"/>
+          <w:sz w:val="20"/>
+        </w:rPr>
+        <w:t>孔令美</w:t>
       </w:r>
       <w:r>
         <w:rPr>
@@ -6231,7 +6213,7 @@
           <w:b w:val="0"/>
           <w:sz w:val="21"/>
         </w:rPr>
-        <w:t>前两年您上网课的时候，我睡眠质量老好了。</w:t>
+        <w:t>让我先讲两句啊。给你师哥拿点水去。</w:t>
       </w:r>
     </w:p>
     <w:p>
@@ -6263,7 +6245,7 @@
           <w:b w:val="0"/>
           <w:sz w:val="21"/>
         </w:rPr>
-        <w:t>这次回来，想在这儿好好补一觉。</w:t>
+        <w:t>孔老师，这两年工作压力太大了。</w:t>
       </w:r>
     </w:p>
     <w:p>
@@ -6275,10 +6257,10 @@
         <w:rPr>
           <w:rFonts w:ascii="Times New Roman" w:hAnsi="Times New Roman" w:eastAsia="黑体"/>
           <w:b/>
-          <w:color w:val="A82B1E"/>
-          <w:sz w:val="20"/>
-        </w:rPr>
-        <w:t>孔令美</w:t>
+          <w:color w:val="6B4C9A"/>
+          <w:sz w:val="20"/>
+        </w:rPr>
+        <w:t>闫佩伦</w:t>
       </w:r>
       <w:r>
         <w:rPr>
@@ -6295,7 +6277,7 @@
           <w:b w:val="0"/>
           <w:sz w:val="21"/>
         </w:rPr>
-        <w:t>你拿老师当白噪音呢？</w:t>
+        <w:t>我就想起那时候，你一说话我就犯困。</w:t>
       </w:r>
     </w:p>
     <w:p>
@@ -6327,7 +6309,7 @@
           <w:b w:val="0"/>
           <w:sz w:val="21"/>
         </w:rPr>
-        <w:t>谢谢啊。</w:t>
+        <w:t>前两年您上网课的时候，我睡眠质量老好了。</w:t>
       </w:r>
     </w:p>
     <w:p>
@@ -6339,10 +6321,10 @@
         <w:rPr>
           <w:rFonts w:ascii="Times New Roman" w:hAnsi="Times New Roman" w:eastAsia="黑体"/>
           <w:b/>
-          <w:color w:val="A82B1E"/>
-          <w:sz w:val="20"/>
-        </w:rPr>
-        <w:t>孔令美</w:t>
+          <w:color w:val="6B4C9A"/>
+          <w:sz w:val="20"/>
+        </w:rPr>
+        <w:t>闫佩伦</w:t>
       </w:r>
       <w:r>
         <w:rPr>
@@ -6359,7 +6341,7 @@
           <w:b w:val="0"/>
           <w:sz w:val="21"/>
         </w:rPr>
-        <w:t>行了，郭甲醛，好好珍惜上学的生活吧。</w:t>
+        <w:t>这次回来，想在这儿好好补一觉。</w:t>
       </w:r>
     </w:p>
     <w:p>
@@ -6371,10 +6353,10 @@
         <w:rPr>
           <w:rFonts w:ascii="Times New Roman" w:hAnsi="Times New Roman" w:eastAsia="黑体"/>
           <w:b/>
-          <w:color w:val="1F6FB2"/>
-          <w:sz w:val="20"/>
-        </w:rPr>
-        <w:t>郭甲醛</w:t>
+          <w:color w:val="A82B1E"/>
+          <w:sz w:val="20"/>
+        </w:rPr>
+        <w:t>孔令美</w:t>
       </w:r>
       <w:r>
         <w:rPr>
@@ -6391,7 +6373,7 @@
           <w:b w:val="0"/>
           <w:sz w:val="21"/>
         </w:rPr>
-        <w:t>步入社会呀……</w:t>
+        <w:t>你拿老师当白噪音呢？</w:t>
       </w:r>
     </w:p>
     <w:p>
@@ -6403,10 +6385,10 @@
         <w:rPr>
           <w:rFonts w:ascii="Times New Roman" w:hAnsi="Times New Roman" w:eastAsia="黑体"/>
           <w:b/>
-          <w:color w:val="A82B1E"/>
-          <w:sz w:val="20"/>
-        </w:rPr>
-        <w:t>孔令美</w:t>
+          <w:color w:val="6B4C9A"/>
+          <w:sz w:val="20"/>
+        </w:rPr>
+        <w:t>闫佩伦</w:t>
       </w:r>
       <w:r>
         <w:rPr>
@@ -6423,7 +6405,7 @@
           <w:b w:val="0"/>
           <w:sz w:val="21"/>
         </w:rPr>
-        <w:t>你看，我喝水的时候，你就别说话了呗。</w:t>
+        <w:t>谢谢啊。</w:t>
       </w:r>
     </w:p>
     <w:p>
@@ -6455,7 +6437,7 @@
           <w:b w:val="0"/>
           <w:sz w:val="21"/>
         </w:rPr>
-        <w:t>这水……这水都没了，这水。</w:t>
+        <w:t>行了，郭甲醛，好好珍惜上学的生活吧。</w:t>
       </w:r>
     </w:p>
     <w:p>
@@ -6467,10 +6449,10 @@
         <w:rPr>
           <w:rFonts w:ascii="Times New Roman" w:hAnsi="Times New Roman" w:eastAsia="黑体"/>
           <w:b/>
-          <w:color w:val="6B4C9A"/>
-          <w:sz w:val="20"/>
-        </w:rPr>
-        <w:t>闫佩伦</w:t>
+          <w:color w:val="1F6FB2"/>
+          <w:sz w:val="20"/>
+        </w:rPr>
+        <w:t>郭甲醛</w:t>
       </w:r>
       <w:r>
         <w:rPr>
@@ -6487,7 +6469,7 @@
           <w:b w:val="0"/>
           <w:sz w:val="21"/>
         </w:rPr>
-        <w:t>老师，这样，我先调整好姿势。来，说吧。</w:t>
+        <w:t>步入社会呀……</w:t>
       </w:r>
     </w:p>
     <w:p>
@@ -6519,7 +6501,7 @@
           <w:b w:val="0"/>
           <w:sz w:val="21"/>
         </w:rPr>
-        <w:t>不是，你让老师说啥呀？</w:t>
+        <w:t>你看，我喝水的时候，你就别说话了呗。</w:t>
       </w:r>
     </w:p>
     <w:p>
@@ -6551,7 +6533,7 @@
           <w:b w:val="0"/>
           <w:sz w:val="21"/>
         </w:rPr>
-        <w:t>就再给你讲一回《出师表》。</w:t>
+        <w:t>这水……这水都没了，这水。</w:t>
       </w:r>
     </w:p>
     <w:p>
@@ -6563,10 +6545,10 @@
         <w:rPr>
           <w:rFonts w:ascii="Times New Roman" w:hAnsi="Times New Roman" w:eastAsia="黑体"/>
           <w:b/>
-          <w:color w:val="A82B1E"/>
-          <w:sz w:val="20"/>
-        </w:rPr>
-        <w:t>孔令美</w:t>
+          <w:color w:val="6B4C9A"/>
+          <w:sz w:val="20"/>
+        </w:rPr>
+        <w:t>闫佩伦</w:t>
       </w:r>
       <w:r>
         <w:rPr>
@@ -6583,7 +6565,7 @@
           <w:b w:val="0"/>
           <w:sz w:val="21"/>
         </w:rPr>
-        <w:t>没事啊，让他睡会吧。</w:t>
+        <w:t>老师，这样，我先调整好姿势。来，说吧。</w:t>
       </w:r>
     </w:p>
     <w:p>
@@ -6615,7 +6597,7 @@
           <w:b w:val="0"/>
           <w:sz w:val="21"/>
         </w:rPr>
-        <w:t>来，你过来。</w:t>
+        <w:t>不是，你让老师说啥呀？</w:t>
       </w:r>
     </w:p>
     <w:p>
@@ -6647,7 +6629,7 @@
           <w:b w:val="0"/>
           <w:sz w:val="21"/>
         </w:rPr>
-        <w:t>怎么样？看到老师的毕业生回来，学到点啥没？</w:t>
+        <w:t>就再给你讲一回《出师表》。</w:t>
       </w:r>
     </w:p>
     <w:p>
@@ -6659,10 +6641,10 @@
         <w:rPr>
           <w:rFonts w:ascii="Times New Roman" w:hAnsi="Times New Roman" w:eastAsia="黑体"/>
           <w:b/>
-          <w:color w:val="1F6FB2"/>
-          <w:sz w:val="20"/>
-        </w:rPr>
-        <w:t>郭甲醛</w:t>
+          <w:color w:val="A82B1E"/>
+          <w:sz w:val="20"/>
+        </w:rPr>
+        <w:t>孔令美</w:t>
       </w:r>
       <w:r>
         <w:rPr>
@@ -6679,7 +6661,7 @@
           <w:b w:val="0"/>
           <w:sz w:val="21"/>
         </w:rPr>
-        <w:t>我学着啥了老师？</w:t>
+        <w:t>没事啊，让他睡会吧。</w:t>
       </w:r>
     </w:p>
     <w:p>
@@ -6691,10 +6673,10 @@
         <w:rPr>
           <w:rFonts w:ascii="Times New Roman" w:hAnsi="Times New Roman" w:eastAsia="黑体"/>
           <w:b/>
-          <w:color w:val="1F6FB2"/>
-          <w:sz w:val="20"/>
-        </w:rPr>
-        <w:t>郭甲醛</w:t>
+          <w:color w:val="A82B1E"/>
+          <w:sz w:val="20"/>
+        </w:rPr>
+        <w:t>孔令美</w:t>
       </w:r>
       <w:r>
         <w:rPr>
@@ -6711,7 +6693,7 @@
           <w:b w:val="0"/>
           <w:sz w:val="21"/>
         </w:rPr>
-        <w:t>您看看这一屋子，我感觉我是您带过最正常的学生了。</w:t>
+        <w:t>来，你过来。</w:t>
       </w:r>
     </w:p>
     <w:p>
@@ -6743,7 +6725,7 @@
           <w:b w:val="0"/>
           <w:sz w:val="21"/>
         </w:rPr>
-        <w:t>你呀，别只看表面，领会精神。</w:t>
+        <w:t>怎么样？看到老师的毕业生回来，学到点啥没？</w:t>
       </w:r>
     </w:p>
     <w:p>
@@ -6775,7 +6757,7 @@
           <w:b w:val="0"/>
           <w:sz w:val="21"/>
         </w:rPr>
-        <w:t>啥精神嘛？</w:t>
+        <w:t>我学着啥了老师？</w:t>
       </w:r>
     </w:p>
     <w:p>
@@ -6787,10 +6769,10 @@
         <w:rPr>
           <w:rFonts w:ascii="Times New Roman" w:hAnsi="Times New Roman" w:eastAsia="黑体"/>
           <w:b/>
-          <w:color w:val="A82B1E"/>
-          <w:sz w:val="20"/>
-        </w:rPr>
-        <w:t>孔令美</w:t>
+          <w:color w:val="1F6FB2"/>
+          <w:sz w:val="20"/>
+        </w:rPr>
+        <w:t>郭甲醛</w:t>
       </w:r>
       <w:r>
         <w:rPr>
@@ -6807,7 +6789,7 @@
           <w:b w:val="0"/>
           <w:sz w:val="21"/>
         </w:rPr>
-        <w:t>一个阿Q，一个阿甘，一个阿黛与阿光。</w:t>
+        <w:t>您看看这一屋子，我感觉我是您带过最正常的学生了。</w:t>
       </w:r>
     </w:p>
     <w:p>
@@ -6839,7 +6821,7 @@
           <w:b w:val="0"/>
           <w:sz w:val="21"/>
         </w:rPr>
-        <w:t>老师啊，就是想教育你呀。</w:t>
+        <w:t>你呀，别只看表面，领会精神。</w:t>
       </w:r>
     </w:p>
     <w:p>
@@ -6851,10 +6833,10 @@
         <w:rPr>
           <w:rFonts w:ascii="Times New Roman" w:hAnsi="Times New Roman" w:eastAsia="黑体"/>
           <w:b/>
-          <w:color w:val="A82B1E"/>
-          <w:sz w:val="20"/>
-        </w:rPr>
-        <w:t>孔令美</w:t>
+          <w:color w:val="1F6FB2"/>
+          <w:sz w:val="20"/>
+        </w:rPr>
+        <w:t>郭甲醛</w:t>
       </w:r>
       <w:r>
         <w:rPr>
@@ -6871,7 +6853,7 @@
           <w:b w:val="0"/>
           <w:sz w:val="21"/>
         </w:rPr>
-        <w:t>老师还没总结出来。</w:t>
+        <w:t>啥精神嘛？</w:t>
       </w:r>
     </w:p>
     <w:p>
@@ -6883,10 +6865,10 @@
         <w:rPr>
           <w:rFonts w:ascii="Times New Roman" w:hAnsi="Times New Roman" w:eastAsia="黑体"/>
           <w:b/>
-          <w:color w:val="1F6FB2"/>
-          <w:sz w:val="20"/>
-        </w:rPr>
-        <w:t>郭甲醛</w:t>
+          <w:color w:val="A82B1E"/>
+          <w:sz w:val="20"/>
+        </w:rPr>
+        <w:t>孔令美</w:t>
       </w:r>
       <w:r>
         <w:rPr>
@@ -6903,7 +6885,7 @@
           <w:b w:val="0"/>
           <w:sz w:val="21"/>
         </w:rPr>
-        <w:t>老师，我明白。我肯定会好好珍惜上学时光的。</w:t>
+        <w:t>一个阿Q，一个阿甘，一个阿黛与阿光。</w:t>
       </w:r>
     </w:p>
     <w:p>
@@ -6915,10 +6897,10 @@
         <w:rPr>
           <w:rFonts w:ascii="Times New Roman" w:hAnsi="Times New Roman" w:eastAsia="黑体"/>
           <w:b/>
-          <w:color w:val="1F6FB2"/>
-          <w:sz w:val="20"/>
-        </w:rPr>
-        <w:t>郭甲醛</w:t>
+          <w:color w:val="A82B1E"/>
+          <w:sz w:val="20"/>
+        </w:rPr>
+        <w:t>孔令美</w:t>
       </w:r>
       <w:r>
         <w:rPr>
@@ -6935,7 +6917,7 @@
           <w:b w:val="0"/>
           <w:sz w:val="21"/>
         </w:rPr>
-        <w:t>上了社会呀，还不一定变成啥怪人呢。</w:t>
+        <w:t>老师啊，就是想教育你呀。</w:t>
       </w:r>
     </w:p>
     <w:p>
@@ -6967,7 +6949,7 @@
           <w:b w:val="0"/>
           <w:sz w:val="21"/>
         </w:rPr>
-        <w:t>对咯。</w:t>
+        <w:t>老师还没总结出来。</w:t>
       </w:r>
     </w:p>
     <w:p>
@@ -6979,10 +6961,10 @@
         <w:rPr>
           <w:rFonts w:ascii="Times New Roman" w:hAnsi="Times New Roman" w:eastAsia="黑体"/>
           <w:b/>
-          <w:color w:val="A82B1E"/>
-          <w:sz w:val="20"/>
-        </w:rPr>
-        <w:t>孔令美</w:t>
+          <w:color w:val="1F6FB2"/>
+          <w:sz w:val="20"/>
+        </w:rPr>
+        <w:t>郭甲醛</w:t>
       </w:r>
       <w:r>
         <w:rPr>
@@ -6999,7 +6981,7 @@
           <w:b w:val="0"/>
           <w:sz w:val="21"/>
         </w:rPr>
-        <w:t>那咱以后上课不接话了，知道不？</w:t>
+        <w:t>老师，我明白。我肯定会好好珍惜上学时光的。</w:t>
       </w:r>
     </w:p>
     <w:p>
@@ -7031,7 +7013,7 @@
           <w:b w:val="0"/>
           <w:sz w:val="21"/>
         </w:rPr>
-        <w:t>不寄丢。</w:t>
+        <w:t>上了社会呀，还不一定变成啥怪人呢。</w:t>
       </w:r>
     </w:p>
     <w:p>
@@ -7063,7 +7045,7 @@
           <w:b w:val="0"/>
           <w:sz w:val="21"/>
         </w:rPr>
-        <w:t>下课了。</w:t>
+        <w:t>对咯。</w:t>
       </w:r>
     </w:p>
     <w:p>
@@ -7075,10 +7057,10 @@
         <w:rPr>
           <w:rFonts w:ascii="Times New Roman" w:hAnsi="Times New Roman" w:eastAsia="黑体"/>
           <w:b/>
-          <w:color w:val="6B6B6B"/>
-          <w:sz w:val="20"/>
-        </w:rPr>
-        <w:t>广播</w:t>
+          <w:color w:val="A82B1E"/>
+          <w:sz w:val="20"/>
+        </w:rPr>
+        <w:t>孔令美</w:t>
       </w:r>
       <w:r>
         <w:rPr>
@@ -7095,7 +7077,7 @@
           <w:b w:val="0"/>
           <w:sz w:val="21"/>
         </w:rPr>
-        <w:t>时代在召唤，第八套广播体操现在开始。</w:t>
+        <w:t>那咱以后上课不接话了，知道不？</w:t>
       </w:r>
     </w:p>
     <w:p>
@@ -7107,10 +7089,10 @@
         <w:rPr>
           <w:rFonts w:ascii="Times New Roman" w:hAnsi="Times New Roman" w:eastAsia="黑体"/>
           <w:b/>
-          <w:color w:val="6B4C9A"/>
-          <w:sz w:val="20"/>
-        </w:rPr>
-        <w:t>闫佩伦</w:t>
+          <w:color w:val="1F6FB2"/>
+          <w:sz w:val="20"/>
+        </w:rPr>
+        <w:t>郭甲醛</w:t>
       </w:r>
       <w:r>
         <w:rPr>
@@ -7127,7 +7109,7 @@
           <w:b w:val="0"/>
           <w:sz w:val="21"/>
         </w:rPr>
-        <w:t>师妹，实不相瞒，我曾经是咱们学校的领操员。</w:t>
+        <w:t>不寄丢。</w:t>
       </w:r>
     </w:p>
     <w:p>
@@ -7159,7 +7141,7 @@
           <w:b w:val="0"/>
           <w:sz w:val="21"/>
         </w:rPr>
-        <w:t>让你看看哥当年的精神头。</w:t>
+        <w:t>下课了！</w:t>
       </w:r>
     </w:p>
     <w:p>
@@ -7171,10 +7153,10 @@
         <w:rPr>
           <w:rFonts w:ascii="Times New Roman" w:hAnsi="Times New Roman" w:eastAsia="黑体"/>
           <w:b/>
-          <w:color w:val="1F6FB2"/>
-          <w:sz w:val="20"/>
-        </w:rPr>
-        <w:t>郭甲醛</w:t>
+          <w:color w:val="6B6B6B"/>
+          <w:sz w:val="20"/>
+        </w:rPr>
+        <w:t>广播</w:t>
       </w:r>
       <w:r>
         <w:rPr>
@@ -7191,7 +7173,7 @@
           <w:b w:val="0"/>
           <w:sz w:val="21"/>
         </w:rPr>
-        <w:t>看你师哥精神。</w:t>
+        <w:t>时代在召唤……</w:t>
       </w:r>
     </w:p>
     <w:p>
@@ -7203,10 +7185,10 @@
         <w:rPr>
           <w:rFonts w:ascii="Times New Roman" w:hAnsi="Times New Roman" w:eastAsia="黑体"/>
           <w:b/>
-          <w:color w:val="A82B1E"/>
-          <w:sz w:val="20"/>
-        </w:rPr>
-        <w:t>孔令美</w:t>
+          <w:color w:val="1F6FB2"/>
+          <w:sz w:val="20"/>
+        </w:rPr>
+        <w:t>郭甲醛</w:t>
       </w:r>
       <w:r>
         <w:rPr>
@@ -7223,7 +7205,7 @@
           <w:b w:val="0"/>
           <w:sz w:val="21"/>
         </w:rPr>
-        <w:t>老师陪你去看看去。</w:t>
+        <w:t>课间操开始了。</w:t>
       </w:r>
     </w:p>
     <w:p>
@@ -7235,10 +7217,10 @@
         <w:rPr>
           <w:rFonts w:ascii="Times New Roman" w:hAnsi="Times New Roman" w:eastAsia="黑体"/>
           <w:b/>
-          <w:color w:val="1F6FB2"/>
-          <w:sz w:val="20"/>
-        </w:rPr>
-        <w:t>郭甲醛</w:t>
+          <w:color w:val="6B4C9A"/>
+          <w:sz w:val="20"/>
+        </w:rPr>
+        <w:t>闫佩伦</w:t>
       </w:r>
       <w:r>
         <w:rPr>
@@ -7255,7 +7237,7 @@
           <w:b w:val="0"/>
           <w:sz w:val="21"/>
         </w:rPr>
-        <w:t>你去感受一下。</w:t>
+        <w:t>师妹，实不相瞒，我曾经是咱们学校的领操员。</w:t>
       </w:r>
     </w:p>
     <w:p>
@@ -7267,10 +7249,10 @@
         <w:rPr>
           <w:rFonts w:ascii="Times New Roman" w:hAnsi="Times New Roman" w:eastAsia="黑体"/>
           <w:b/>
-          <w:color w:val="A82B1E"/>
-          <w:sz w:val="20"/>
-        </w:rPr>
-        <w:t>孔令美</w:t>
+          <w:color w:val="6B4C9A"/>
+          <w:sz w:val="20"/>
+        </w:rPr>
+        <w:t>闫佩伦</w:t>
       </w:r>
       <w:r>
         <w:rPr>
@@ -7287,7 +7269,7 @@
           <w:b w:val="0"/>
           <w:sz w:val="21"/>
         </w:rPr>
-        <w:t>不做了啊。</w:t>
+        <w:t>让你看看哥当年的精神头。</w:t>
       </w:r>
     </w:p>
     <w:p>
@@ -7319,7 +7301,7 @@
           <w:b w:val="0"/>
           <w:sz w:val="21"/>
         </w:rPr>
-        <w:t>做操去。</w:t>
+        <w:t>看你师哥精神……</w:t>
       </w:r>
     </w:p>
     <w:p>
@@ -7331,10 +7313,10 @@
         <w:rPr>
           <w:rFonts w:ascii="Times New Roman" w:hAnsi="Times New Roman" w:eastAsia="黑体"/>
           <w:b/>
-          <w:color w:val="A82B1E"/>
-          <w:sz w:val="20"/>
-        </w:rPr>
-        <w:t>孔令美</w:t>
+          <w:color w:val="1F6FB2"/>
+          <w:sz w:val="20"/>
+        </w:rPr>
+        <w:t>郭甲醛</w:t>
       </w:r>
       <w:r>
         <w:rPr>
@@ -7351,7 +7333,7 @@
           <w:b w:val="0"/>
           <w:sz w:val="21"/>
         </w:rPr>
-        <w:t>去，去做操去。</w:t>
+        <w:t>这精神吗？</w:t>
       </w:r>
     </w:p>
     <w:p>
@@ -7363,10 +7345,10 @@
         <w:rPr>
           <w:rFonts w:ascii="Times New Roman" w:hAnsi="Times New Roman" w:eastAsia="黑体"/>
           <w:b/>
-          <w:color w:val="1F6FB2"/>
-          <w:sz w:val="20"/>
-        </w:rPr>
-        <w:t>郭甲醛</w:t>
+          <w:color w:val="6B4C9A"/>
+          <w:sz w:val="20"/>
+        </w:rPr>
+        <w:t>闫佩伦</w:t>
       </w:r>
       <w:r>
         <w:rPr>
@@ -7383,7 +7365,7 @@
           <w:b w:val="0"/>
           <w:sz w:val="21"/>
         </w:rPr>
-        <w:t>您还没喊下课呢。</w:t>
+        <w:t>二……</w:t>
       </w:r>
     </w:p>
     <w:p>
@@ -7415,7 +7397,7 @@
           <w:b w:val="0"/>
           <w:sz w:val="21"/>
         </w:rPr>
-        <w:t>下课！</w:t>
+        <w:t>老师陪你去看看去！你说佩伦呀，你说你这样，你不看看呐，你别逗老师了！你赶紧把佩伦扶起来。</w:t>
       </w:r>
     </w:p>
     <w:p>
@@ -7427,10 +7409,10 @@
         <w:rPr>
           <w:rFonts w:ascii="Times New Roman" w:hAnsi="Times New Roman" w:eastAsia="黑体"/>
           <w:b/>
-          <w:color w:val="A82B1E"/>
-          <w:sz w:val="20"/>
-        </w:rPr>
-        <w:t>孔令美</w:t>
+          <w:color w:val="1F6FB2"/>
+          <w:sz w:val="20"/>
+        </w:rPr>
+        <w:t>郭甲醛</w:t>
       </w:r>
       <w:r>
         <w:rPr>
@@ -7447,7 +7429,7 @@
           <w:b w:val="0"/>
           <w:sz w:val="21"/>
         </w:rPr>
-        <w:t>同学们再见。</w:t>
+        <w:t>师哥，咱别在这跳了，咱去操场吧！</w:t>
       </w:r>
     </w:p>
     <w:p>
@@ -7459,10 +7441,10 @@
         <w:rPr>
           <w:rFonts w:ascii="Times New Roman" w:hAnsi="Times New Roman" w:eastAsia="黑体"/>
           <w:b/>
-          <w:color w:val="A82B1E"/>
-          <w:sz w:val="20"/>
-        </w:rPr>
-        <w:t>孔令美</w:t>
+          <w:color w:val="6B4C9A"/>
+          <w:sz w:val="20"/>
+        </w:rPr>
+        <w:t>闫佩伦</w:t>
       </w:r>
       <w:r>
         <w:rPr>
@@ -7479,7 +7461,7 @@
           <w:b w:val="0"/>
           <w:sz w:val="21"/>
         </w:rPr>
-        <w:t>我总感觉忘了点啥。</w:t>
+        <w:t>可以去操场吗？</w:t>
       </w:r>
     </w:p>
     <w:p>
@@ -7491,10 +7473,10 @@
         <w:rPr>
           <w:rFonts w:ascii="Times New Roman" w:hAnsi="Times New Roman" w:eastAsia="黑体"/>
           <w:b/>
-          <w:color w:val="1F6FB2"/>
-          <w:sz w:val="20"/>
-        </w:rPr>
-        <w:t>郭甲醛</w:t>
+          <w:color w:val="A82B1E"/>
+          <w:sz w:val="20"/>
+        </w:rPr>
+        <w:t>孔令美</w:t>
       </w:r>
       <w:r>
         <w:rPr>
@@ -7511,7 +7493,7 @@
           <w:b w:val="0"/>
           <w:sz w:val="21"/>
         </w:rPr>
-        <w:t>孔老师。</w:t>
+        <w:t>你好不容易回来，你去感受一下，去吧！</w:t>
       </w:r>
     </w:p>
     <w:p>
@@ -7523,10 +7505,10 @@
         <w:rPr>
           <w:rFonts w:ascii="Times New Roman" w:hAnsi="Times New Roman" w:eastAsia="黑体"/>
           <w:b/>
-          <w:color w:val="8A5A00"/>
-          <w:sz w:val="20"/>
-        </w:rPr>
-        <w:t>何欢</w:t>
+          <w:color w:val="2E7D5B"/>
+          <w:sz w:val="20"/>
+        </w:rPr>
+        <w:t>于莎莎</w:t>
       </w:r>
       <w:r>
         <w:rPr>
@@ -7543,7 +7525,391 @@
           <w:b w:val="0"/>
           <w:sz w:val="21"/>
         </w:rPr>
-        <w:t>老师……</w:t>
+        <w:t>老师，老师我题做完了，还有吗？</w:t>
+      </w:r>
+    </w:p>
+    <w:p>
+      <w:pPr>
+        <w:spacing w:before="80" w:after="60" w:line="312" w:lineRule="auto"/>
+        <w:ind w:left="0"/>
+      </w:pPr>
+      <w:r>
+        <w:rPr>
+          <w:rFonts w:ascii="Times New Roman" w:hAnsi="Times New Roman" w:eastAsia="黑体"/>
+          <w:b/>
+          <w:color w:val="A82B1E"/>
+          <w:sz w:val="20"/>
+        </w:rPr>
+        <w:t>孔令美</w:t>
+      </w:r>
+      <w:r>
+        <w:rPr>
+          <w:rFonts w:ascii="Times New Roman" w:hAnsi="Times New Roman" w:eastAsia="黑体"/>
+          <w:b/>
+          <w:color w:val="6B6B6B"/>
+          <w:sz w:val="20"/>
+        </w:rPr>
+        <w:t>：</w:t>
+      </w:r>
+      <w:r>
+        <w:rPr>
+          <w:rFonts w:ascii="Times New Roman" w:hAnsi="Times New Roman" w:eastAsia="宋体"/>
+          <w:b w:val="0"/>
+          <w:sz w:val="21"/>
+        </w:rPr>
+        <w:t>不做了啊。</w:t>
+      </w:r>
+    </w:p>
+    <w:p>
+      <w:pPr>
+        <w:spacing w:before="80" w:after="60" w:line="312" w:lineRule="auto"/>
+        <w:ind w:left="0"/>
+      </w:pPr>
+      <w:r>
+        <w:rPr>
+          <w:rFonts w:ascii="Times New Roman" w:hAnsi="Times New Roman" w:eastAsia="黑体"/>
+          <w:b/>
+          <w:color w:val="A82B1E"/>
+          <w:sz w:val="20"/>
+        </w:rPr>
+        <w:t>孔令美</w:t>
+      </w:r>
+      <w:r>
+        <w:rPr>
+          <w:rFonts w:ascii="Times New Roman" w:hAnsi="Times New Roman" w:eastAsia="黑体"/>
+          <w:b/>
+          <w:color w:val="6B6B6B"/>
+          <w:sz w:val="20"/>
+        </w:rPr>
+        <w:t>：</w:t>
+      </w:r>
+      <w:r>
+        <w:rPr>
+          <w:rFonts w:ascii="Times New Roman" w:hAnsi="Times New Roman" w:eastAsia="宋体"/>
+          <w:b w:val="0"/>
+          <w:sz w:val="21"/>
+        </w:rPr>
+        <w:t>做操去。</w:t>
+      </w:r>
+    </w:p>
+    <w:p>
+      <w:pPr>
+        <w:spacing w:before="80" w:after="60" w:line="312" w:lineRule="auto"/>
+        <w:ind w:left="0"/>
+      </w:pPr>
+      <w:r>
+        <w:rPr>
+          <w:rFonts w:ascii="Times New Roman" w:hAnsi="Times New Roman" w:eastAsia="黑体"/>
+          <w:b/>
+          <w:color w:val="A82B1E"/>
+          <w:sz w:val="20"/>
+        </w:rPr>
+        <w:t>孔令美</w:t>
+      </w:r>
+      <w:r>
+        <w:rPr>
+          <w:rFonts w:ascii="Times New Roman" w:hAnsi="Times New Roman" w:eastAsia="黑体"/>
+          <w:b/>
+          <w:color w:val="6B6B6B"/>
+          <w:sz w:val="20"/>
+        </w:rPr>
+        <w:t>：</w:t>
+      </w:r>
+      <w:r>
+        <w:rPr>
+          <w:rFonts w:ascii="Times New Roman" w:hAnsi="Times New Roman" w:eastAsia="宋体"/>
+          <w:b w:val="0"/>
+          <w:sz w:val="21"/>
+        </w:rPr>
+        <w:t>去，去做操去。</w:t>
+      </w:r>
+    </w:p>
+    <w:p>
+      <w:pPr>
+        <w:spacing w:before="80" w:after="60" w:line="312" w:lineRule="auto"/>
+        <w:ind w:left="0"/>
+      </w:pPr>
+      <w:r>
+        <w:rPr>
+          <w:rFonts w:ascii="Times New Roman" w:hAnsi="Times New Roman" w:eastAsia="黑体"/>
+          <w:b/>
+          <w:color w:val="2E7D5B"/>
+          <w:sz w:val="20"/>
+        </w:rPr>
+        <w:t>于莎莎</w:t>
+      </w:r>
+      <w:r>
+        <w:rPr>
+          <w:rFonts w:ascii="Times New Roman" w:hAnsi="Times New Roman" w:eastAsia="黑体"/>
+          <w:b/>
+          <w:color w:val="6B6B6B"/>
+          <w:sz w:val="20"/>
+        </w:rPr>
+        <w:t>：</w:t>
+      </w:r>
+      <w:r>
+        <w:rPr>
+          <w:rFonts w:ascii="Times New Roman" w:hAnsi="Times New Roman" w:eastAsia="宋体"/>
+          <w:b w:val="0"/>
+          <w:sz w:val="21"/>
+        </w:rPr>
+        <w:t>您还没喊下课呢！</w:t>
+      </w:r>
+    </w:p>
+    <w:p>
+      <w:pPr>
+        <w:spacing w:before="80" w:after="60" w:line="312" w:lineRule="auto"/>
+        <w:ind w:left="0"/>
+      </w:pPr>
+      <w:r>
+        <w:rPr>
+          <w:rFonts w:ascii="Times New Roman" w:hAnsi="Times New Roman" w:eastAsia="黑体"/>
+          <w:b/>
+          <w:color w:val="A82B1E"/>
+          <w:sz w:val="20"/>
+        </w:rPr>
+        <w:t>孔令美</w:t>
+      </w:r>
+      <w:r>
+        <w:rPr>
+          <w:rFonts w:ascii="Times New Roman" w:hAnsi="Times New Roman" w:eastAsia="黑体"/>
+          <w:b/>
+          <w:color w:val="6B6B6B"/>
+          <w:sz w:val="20"/>
+        </w:rPr>
+        <w:t>：</w:t>
+      </w:r>
+      <w:r>
+        <w:rPr>
+          <w:rFonts w:ascii="Times New Roman" w:hAnsi="Times New Roman" w:eastAsia="宋体"/>
+          <w:b w:val="0"/>
+          <w:sz w:val="21"/>
+        </w:rPr>
+        <w:t>下课！</w:t>
+      </w:r>
+    </w:p>
+    <w:p>
+      <w:pPr>
+        <w:spacing w:before="80" w:after="60" w:line="312" w:lineRule="auto"/>
+        <w:ind w:left="0"/>
+      </w:pPr>
+      <w:r>
+        <w:rPr>
+          <w:rFonts w:ascii="Times New Roman" w:hAnsi="Times New Roman" w:eastAsia="黑体"/>
+          <w:b/>
+          <w:color w:val="A82B1E"/>
+          <w:sz w:val="20"/>
+        </w:rPr>
+        <w:t>孔令美</w:t>
+      </w:r>
+      <w:r>
+        <w:rPr>
+          <w:rFonts w:ascii="Times New Roman" w:hAnsi="Times New Roman" w:eastAsia="黑体"/>
+          <w:b/>
+          <w:color w:val="6B6B6B"/>
+          <w:sz w:val="20"/>
+        </w:rPr>
+        <w:t>：</w:t>
+      </w:r>
+      <w:r>
+        <w:rPr>
+          <w:rFonts w:ascii="Times New Roman" w:hAnsi="Times New Roman" w:eastAsia="宋体"/>
+          <w:b w:val="0"/>
+          <w:sz w:val="21"/>
+        </w:rPr>
+        <w:t>同学们再见。</w:t>
+      </w:r>
+    </w:p>
+    <w:p>
+      <w:pPr>
+        <w:spacing w:before="80" w:after="60" w:line="312" w:lineRule="auto"/>
+        <w:ind w:left="0"/>
+      </w:pPr>
+      <w:r>
+        <w:rPr>
+          <w:rFonts w:ascii="Times New Roman" w:hAnsi="Times New Roman" w:eastAsia="黑体"/>
+          <w:b/>
+          <w:color w:val="6B6B6B"/>
+          <w:sz w:val="20"/>
+        </w:rPr>
+        <w:t>同学们</w:t>
+      </w:r>
+      <w:r>
+        <w:rPr>
+          <w:rFonts w:ascii="Times New Roman" w:hAnsi="Times New Roman" w:eastAsia="黑体"/>
+          <w:b/>
+          <w:color w:val="6B6B6B"/>
+          <w:sz w:val="20"/>
+        </w:rPr>
+        <w:t>：</w:t>
+      </w:r>
+      <w:r>
+        <w:rPr>
+          <w:rFonts w:ascii="Times New Roman" w:hAnsi="Times New Roman" w:eastAsia="宋体"/>
+          <w:b w:val="0"/>
+          <w:sz w:val="21"/>
+        </w:rPr>
+        <w:t>老师再见！</w:t>
+      </w:r>
+    </w:p>
+    <w:p>
+      <w:pPr>
+        <w:spacing w:before="80" w:after="60" w:line="312" w:lineRule="auto"/>
+        <w:ind w:left="0"/>
+      </w:pPr>
+      <w:r>
+        <w:rPr>
+          <w:rFonts w:ascii="Times New Roman" w:hAnsi="Times New Roman" w:eastAsia="黑体"/>
+          <w:b/>
+          <w:color w:val="6B4C9A"/>
+          <w:sz w:val="20"/>
+        </w:rPr>
+        <w:t>闫佩伦</w:t>
+      </w:r>
+      <w:r>
+        <w:rPr>
+          <w:rFonts w:ascii="Times New Roman" w:hAnsi="Times New Roman" w:eastAsia="黑体"/>
+          <w:b/>
+          <w:color w:val="6B6B6B"/>
+          <w:sz w:val="20"/>
+        </w:rPr>
+        <w:t>：</w:t>
+      </w:r>
+      <w:r>
+        <w:rPr>
+          <w:rFonts w:ascii="Times New Roman" w:hAnsi="Times New Roman" w:eastAsia="宋体"/>
+          <w:b w:val="0"/>
+          <w:sz w:val="21"/>
+        </w:rPr>
+        <w:t>做操，跟我做操去！</w:t>
+      </w:r>
+    </w:p>
+    <w:p>
+      <w:pPr>
+        <w:spacing w:before="80" w:after="60" w:line="312" w:lineRule="auto"/>
+        <w:ind w:left="0"/>
+      </w:pPr>
+      <w:r>
+        <w:rPr>
+          <w:rFonts w:ascii="Times New Roman" w:hAnsi="Times New Roman" w:eastAsia="黑体"/>
+          <w:b/>
+          <w:color w:val="2E7D5B"/>
+          <w:sz w:val="20"/>
+        </w:rPr>
+        <w:t>于莎莎</w:t>
+      </w:r>
+      <w:r>
+        <w:rPr>
+          <w:rFonts w:ascii="Times New Roman" w:hAnsi="Times New Roman" w:eastAsia="黑体"/>
+          <w:b/>
+          <w:color w:val="6B6B6B"/>
+          <w:sz w:val="20"/>
+        </w:rPr>
+        <w:t>：</w:t>
+      </w:r>
+      <w:r>
+        <w:rPr>
+          <w:rFonts w:ascii="Times New Roman" w:hAnsi="Times New Roman" w:eastAsia="宋体"/>
+          <w:b w:val="0"/>
+          <w:sz w:val="21"/>
+        </w:rPr>
+        <w:t>老师再见！</w:t>
+      </w:r>
+    </w:p>
+    <w:p>
+      <w:pPr>
+        <w:spacing w:before="80" w:after="60" w:line="312" w:lineRule="auto"/>
+        <w:ind w:left="0"/>
+      </w:pPr>
+      <w:r>
+        <w:rPr>
+          <w:rFonts w:ascii="Times New Roman" w:hAnsi="Times New Roman" w:eastAsia="黑体"/>
+          <w:b/>
+          <w:color w:val="A82B1E"/>
+          <w:sz w:val="20"/>
+        </w:rPr>
+        <w:t>孔令美</w:t>
+      </w:r>
+      <w:r>
+        <w:rPr>
+          <w:rFonts w:ascii="Times New Roman" w:hAnsi="Times New Roman" w:eastAsia="黑体"/>
+          <w:b/>
+          <w:color w:val="6B6B6B"/>
+          <w:sz w:val="20"/>
+        </w:rPr>
+        <w:t>：</w:t>
+      </w:r>
+      <w:r>
+        <w:rPr>
+          <w:rFonts w:ascii="Times New Roman" w:hAnsi="Times New Roman" w:eastAsia="宋体"/>
+          <w:b w:val="0"/>
+          <w:sz w:val="21"/>
+        </w:rPr>
+        <w:t>我总感觉忘了点啥，但我也想不起来了。</w:t>
+      </w:r>
+    </w:p>
+    <w:p>
+      <w:pPr>
+        <w:spacing w:before="80" w:after="60" w:line="312" w:lineRule="auto"/>
+        <w:ind w:left="0"/>
+      </w:pPr>
+      <w:r>
+        <w:rPr>
+          <w:rFonts w:ascii="Times New Roman" w:hAnsi="Times New Roman" w:eastAsia="黑体"/>
+          <w:b/>
+          <w:color w:val="8A5A00"/>
+          <w:sz w:val="20"/>
+        </w:rPr>
+        <w:t>何欢</w:t>
+      </w:r>
+      <w:r>
+        <w:rPr>
+          <w:rFonts w:ascii="Times New Roman" w:hAnsi="Times New Roman" w:eastAsia="黑体"/>
+          <w:b/>
+          <w:color w:val="6B6B6B"/>
+          <w:sz w:val="20"/>
+        </w:rPr>
+        <w:t>：</w:t>
+      </w:r>
+      <w:r>
+        <w:rPr>
+          <w:rFonts w:ascii="Times New Roman" w:hAnsi="Times New Roman" w:eastAsia="宋体"/>
+          <w:b w:val="0"/>
+          <w:sz w:val="21"/>
+        </w:rPr>
+        <w:t>孔老师，Hello 啊。</w:t>
+      </w:r>
+    </w:p>
+    <w:p>
+      <w:pPr>
+        <w:spacing w:before="80" w:after="60" w:line="312" w:lineRule="auto"/>
+        <w:ind w:left="0"/>
+      </w:pPr>
+      <w:r>
+        <w:rPr>
+          <w:rFonts w:ascii="Times New Roman" w:hAnsi="Times New Roman" w:eastAsia="黑体"/>
+          <w:b/>
+          <w:color w:val="8A5A00"/>
+          <w:sz w:val="20"/>
+        </w:rPr>
+        <w:t>何欢</w:t>
+      </w:r>
+      <w:r>
+        <w:rPr>
+          <w:rFonts w:ascii="Times New Roman" w:hAnsi="Times New Roman" w:eastAsia="黑体"/>
+          <w:b/>
+          <w:color w:val="6B6B6B"/>
+          <w:sz w:val="20"/>
+        </w:rPr>
+        <w:t>：</w:t>
+      </w:r>
+      <w:r>
+        <w:rPr>
+          <w:rFonts w:ascii="Times New Roman" w:hAnsi="Times New Roman" w:eastAsia="宋体"/>
+          <w:b w:val="0"/>
+          <w:sz w:val="21"/>
+        </w:rPr>
+        <w:t>老师，我也想和你们一起跳操，我也想和你们同流合污，老师！</w:t>
       </w:r>
     </w:p>
     <w:p/>
@@ -7567,7 +7933,7 @@
           <w:color w:val="6B6B6B"/>
           <w:sz w:val="18"/>
         </w:rPr>
-        <w:t>时间码为该句在视频中的起点。前半部分（00:21–06:19）依据官方剧本原文校订；其余由本地 Whisper 转写后人工校订，口语与笑声处的断句按听感整理，未改动原意。06:23 之后的说话人，用本地声纹模型（ECAPA）比对、逐帧核对画面、结合上下文三路互证确定。片尾广告（0:15:54 之后）已剔除。</w:t>
+        <w:t>时间码为该句在视频中的起点。台词以演出方提供的正版台词为准校正；正版没有的现场发挥段按录音整理保留。说话人经本地声纹比对、逐帧核对画面、上下文三路互证确定。口语与笑声处的断句按听感整理，未改动原意。片尾广告（0:15:54 之后）已剔除。</w:t>
       </w:r>
     </w:p>
     <w:sectPr>
